--- a/20250720 Отчет Костин.docx
+++ b/20250720 Отчет Костин.docx
@@ -1,6 +1,6 @@
 
 <file path=word/document.xml><?xml version="1.0" encoding="utf-8"?>
-<w:document xmlns:wpc="http://schemas.microsoft.com/office/word/2010/wordprocessingCanvas" xmlns:cx="http://schemas.microsoft.com/office/drawing/2014/chartex" xmlns:cx1="http://schemas.microsoft.com/office/drawing/2015/9/8/chartex" xmlns:cx2="http://schemas.microsoft.com/office/drawing/2015/10/21/chartex" xmlns:cx3="http://schemas.microsoft.com/office/drawing/2016/5/9/chartex" xmlns:cx4="http://schemas.microsoft.com/office/drawing/2016/5/10/chartex" xmlns:cx5="http://schemas.microsoft.com/office/drawing/2016/5/11/chartex" xmlns:cx6="http://schemas.microsoft.com/office/drawing/2016/5/12/chartex" xmlns:cx7="http://schemas.microsoft.com/office/drawing/2016/5/13/chartex" xmlns:cx8="http://schemas.microsoft.com/office/drawing/2016/5/14/chartex" xmlns:mc="http://schemas.openxmlformats.org/markup-compatibility/2006" xmlns:aink="http://schemas.microsoft.com/office/drawing/2016/ink" xmlns:am3d="http://schemas.microsoft.com/office/drawing/2017/model3d" xmlns:o="urn:schemas-microsoft-com:office:office" xmlns:r="http://schemas.openxmlformats.org/officeDocument/2006/relationships" xmlns:m="http://schemas.openxmlformats.org/officeDocument/2006/math" xmlns:v="urn:schemas-microsoft-com:vml" xmlns:wp14="http://schemas.microsoft.com/office/word/2010/wordprocessingDrawing" xmlns:wp="http://schemas.openxmlformats.org/drawingml/2006/wordprocessingDrawing" xmlns:w10="urn:schemas-microsoft-com:office:word" xmlns:w="http://schemas.openxmlformats.org/wordprocessingml/2006/main" xmlns:w14="http://schemas.microsoft.com/office/word/2010/wordml" xmlns:w15="http://schemas.microsoft.com/office/word/2012/wordml" xmlns:w16cex="http://schemas.microsoft.com/office/word/2018/wordml/cex" xmlns:w16cid="http://schemas.microsoft.com/office/word/2016/wordml/cid" xmlns:w16="http://schemas.microsoft.com/office/word/2018/wordml" xmlns:w16se="http://schemas.microsoft.com/office/word/2015/wordml/symex" xmlns:wpg="http://schemas.microsoft.com/office/word/2010/wordprocessingGroup" xmlns:wpi="http://schemas.microsoft.com/office/word/2010/wordprocessingInk" xmlns:wne="http://schemas.microsoft.com/office/word/2006/wordml" xmlns:wps="http://schemas.microsoft.com/office/word/2010/wordprocessingShape" mc:Ignorable="w14 w15 w16se w16cid w16 w16cex wp14">
+<w:document xmlns:wpc="http://schemas.microsoft.com/office/word/2010/wordprocessingCanvas" xmlns:cx="http://schemas.microsoft.com/office/drawing/2014/chartex" xmlns:cx1="http://schemas.microsoft.com/office/drawing/2015/9/8/chartex" xmlns:mc="http://schemas.openxmlformats.org/markup-compatibility/2006" xmlns:o="urn:schemas-microsoft-com:office:office" xmlns:r="http://schemas.openxmlformats.org/officeDocument/2006/relationships" xmlns:m="http://schemas.openxmlformats.org/officeDocument/2006/math" xmlns:v="urn:schemas-microsoft-com:vml" xmlns:wp14="http://schemas.microsoft.com/office/word/2010/wordprocessingDrawing" xmlns:wp="http://schemas.openxmlformats.org/drawingml/2006/wordprocessingDrawing" xmlns:w10="urn:schemas-microsoft-com:office:word" xmlns:w="http://schemas.openxmlformats.org/wordprocessingml/2006/main" xmlns:w14="http://schemas.microsoft.com/office/word/2010/wordml" xmlns:w15="http://schemas.microsoft.com/office/word/2012/wordml" xmlns:w16se="http://schemas.microsoft.com/office/word/2015/wordml/symex" xmlns:wpg="http://schemas.microsoft.com/office/word/2010/wordprocessingGroup" xmlns:wpi="http://schemas.microsoft.com/office/word/2010/wordprocessingInk" xmlns:wne="http://schemas.microsoft.com/office/word/2006/wordml" xmlns:wps="http://schemas.microsoft.com/office/word/2010/wordprocessingShape" mc:Ignorable="w14 w15 w16se wp14">
   <w:body>
     <w:p>
       <w:pPr>
@@ -499,12 +499,7 @@
             <w:pStyle w:val="a7"/>
           </w:pPr>
           <w:r>
-            <w:t>Оглавле</w:t>
-          </w:r>
-          <w:bookmarkStart w:id="0" w:name="_GoBack"/>
-          <w:bookmarkEnd w:id="0"/>
-          <w:r>
-            <w:t>ние</w:t>
+            <w:t>Оглавление</w:t>
           </w:r>
         </w:p>
         <w:p>
@@ -2362,12 +2357,12 @@
       <w:pPr>
         <w:pStyle w:val="1"/>
       </w:pPr>
-      <w:bookmarkStart w:id="1" w:name="_Toc203944153"/>
+      <w:bookmarkStart w:id="0" w:name="_Toc203944153"/>
       <w:r>
         <w:lastRenderedPageBreak/>
         <w:t>Цель работы</w:t>
       </w:r>
-      <w:bookmarkEnd w:id="1"/>
+      <w:bookmarkEnd w:id="0"/>
     </w:p>
     <w:p>
       <w:pPr>
@@ -2427,11 +2422,11 @@
       <w:pPr>
         <w:pStyle w:val="1"/>
       </w:pPr>
-      <w:bookmarkStart w:id="2" w:name="_Toc203944154"/>
+      <w:bookmarkStart w:id="1" w:name="_Toc203944154"/>
       <w:r>
         <w:t>Формулировка задачи №1</w:t>
       </w:r>
-      <w:bookmarkEnd w:id="2"/>
+      <w:bookmarkEnd w:id="1"/>
     </w:p>
     <w:p>
       <w:pPr>
@@ -2566,27 +2561,14 @@
       <w:r>
         <w:t xml:space="preserve">Рисунок </w:t>
       </w:r>
-      <w:r>
-        <w:fldChar w:fldCharType="begin"/>
-      </w:r>
-      <w:r>
-        <w:instrText xml:space="preserve"> SEQ Рисунок \* ARABIC </w:instrText>
-      </w:r>
-      <w:r>
-        <w:fldChar w:fldCharType="separate"/>
-      </w:r>
-      <w:r>
-        <w:rPr>
-          <w:noProof/>
-        </w:rPr>
-        <w:t>1</w:t>
-      </w:r>
-      <w:r>
-        <w:rPr>
-          <w:noProof/>
-        </w:rPr>
-        <w:fldChar w:fldCharType="end"/>
-      </w:r>
+      <w:fldSimple w:instr=" SEQ Рисунок \* ARABIC ">
+        <w:r>
+          <w:rPr>
+            <w:noProof/>
+          </w:rPr>
+          <w:t>1</w:t>
+        </w:r>
+      </w:fldSimple>
       <w:r>
         <w:t xml:space="preserve"> – Разложение гиперболического тангенса в степенной ряд</w:t>
       </w:r>
@@ -2595,11 +2577,11 @@
       <w:pPr>
         <w:pStyle w:val="1"/>
       </w:pPr>
-      <w:bookmarkStart w:id="3" w:name="_Toc203944155"/>
+      <w:bookmarkStart w:id="2" w:name="_Toc203944155"/>
       <w:r>
         <w:t>Формулировка задачи №2</w:t>
       </w:r>
-      <w:bookmarkEnd w:id="3"/>
+      <w:bookmarkEnd w:id="2"/>
     </w:p>
     <w:p>
       <w:pPr>
@@ -2821,11 +2803,11 @@
       <w:pPr>
         <w:pStyle w:val="1"/>
       </w:pPr>
-      <w:bookmarkStart w:id="4" w:name="_Toc203944156"/>
+      <w:bookmarkStart w:id="3" w:name="_Toc203944156"/>
       <w:r>
         <w:t>Формулировка задачи №3</w:t>
       </w:r>
-      <w:bookmarkEnd w:id="4"/>
+      <w:bookmarkEnd w:id="3"/>
     </w:p>
     <w:p>
       <w:pPr>
@@ -3013,6 +2995,7 @@
         </w:rPr>
         <w:t xml:space="preserve"> </w:t>
       </w:r>
+      <w:proofErr w:type="spellStart"/>
       <w:r>
         <w:rPr>
           <w:i/>
@@ -3020,6 +3003,7 @@
         </w:rPr>
         <w:t>LabView</w:t>
       </w:r>
+      <w:proofErr w:type="spellEnd"/>
       <w:r>
         <w:t xml:space="preserve"> </w:t>
       </w:r>
@@ -3090,6 +3074,7 @@
         </w:rPr>
         <w:t xml:space="preserve"> </w:t>
       </w:r>
+      <w:proofErr w:type="spellStart"/>
       <w:r>
         <w:rPr>
           <w:i/>
@@ -3097,6 +3082,7 @@
         </w:rPr>
         <w:t>LabView</w:t>
       </w:r>
+      <w:proofErr w:type="spellEnd"/>
       <w:r>
         <w:t xml:space="preserve"> и записывается в файл </w:t>
       </w:r>
@@ -3202,14 +3188,14 @@
       <w:pPr>
         <w:pStyle w:val="1"/>
       </w:pPr>
-      <w:bookmarkStart w:id="5" w:name="_Toc203944157"/>
+      <w:bookmarkStart w:id="4" w:name="_Toc203944157"/>
       <w:r>
         <w:t>Формулировка задачи</w:t>
       </w:r>
       <w:r>
         <w:t xml:space="preserve"> №4</w:t>
       </w:r>
-      <w:bookmarkEnd w:id="5"/>
+      <w:bookmarkEnd w:id="4"/>
     </w:p>
     <w:p>
       <w:pPr>
@@ -3285,17 +3271,17 @@
       <w:pPr>
         <w:pStyle w:val="1"/>
       </w:pPr>
-      <w:bookmarkStart w:id="6" w:name="_Toc202985677"/>
-      <w:bookmarkStart w:id="7" w:name="_Toc203944158"/>
+      <w:bookmarkStart w:id="5" w:name="_Toc202985677"/>
+      <w:bookmarkStart w:id="6" w:name="_Toc203944158"/>
       <w:r>
         <w:lastRenderedPageBreak/>
         <w:t>Блок-схемы алгоритма программы</w:t>
       </w:r>
+      <w:bookmarkEnd w:id="5"/>
+      <w:r>
+        <w:t xml:space="preserve"> задания №1</w:t>
+      </w:r>
       <w:bookmarkEnd w:id="6"/>
-      <w:r>
-        <w:t xml:space="preserve"> задания №1</w:t>
-      </w:r>
-      <w:bookmarkEnd w:id="7"/>
     </w:p>
     <w:p>
       <w:pPr>
@@ -3363,34 +3349,24 @@
         <w:spacing w:after="0" w:line="360" w:lineRule="auto"/>
         <w:jc w:val="center"/>
       </w:pPr>
-      <w:bookmarkStart w:id="8" w:name="_Ref202980405"/>
-      <w:bookmarkStart w:id="9" w:name="_Ref202980399"/>
+      <w:bookmarkStart w:id="7" w:name="_Ref202980405"/>
+      <w:bookmarkStart w:id="8" w:name="_Ref202980399"/>
       <w:r>
         <w:t xml:space="preserve">Рисунок </w:t>
       </w:r>
-      <w:r>
-        <w:fldChar w:fldCharType="begin"/>
-      </w:r>
-      <w:r>
-        <w:instrText xml:space="preserve"> SEQ Рисунок \* ARABIC </w:instrText>
-      </w:r>
-      <w:r>
-        <w:fldChar w:fldCharType="separate"/>
-      </w:r>
-      <w:r>
-        <w:rPr>
-          <w:noProof/>
-        </w:rPr>
-        <w:t>2</w:t>
-      </w:r>
-      <w:r>
-        <w:fldChar w:fldCharType="end"/>
+      <w:fldSimple w:instr=" SEQ Рисунок \* ARABIC ">
+        <w:r>
+          <w:rPr>
+            <w:noProof/>
+          </w:rPr>
+          <w:t>2</w:t>
+        </w:r>
+      </w:fldSimple>
+      <w:bookmarkEnd w:id="7"/>
+      <w:r>
+        <w:t xml:space="preserve"> – Блок-схема алгоритма расчета значения гиперболического тангенса</w:t>
       </w:r>
       <w:bookmarkEnd w:id="8"/>
-      <w:r>
-        <w:t xml:space="preserve"> – Блок-схема алгоритма расчета значения гиперболического тангенса</w:t>
-      </w:r>
-      <w:bookmarkEnd w:id="9"/>
     </w:p>
     <w:p>
       <w:pPr>
@@ -3508,27 +3484,14 @@
       <w:r>
         <w:t xml:space="preserve">Рисунок </w:t>
       </w:r>
-      <w:r>
-        <w:fldChar w:fldCharType="begin"/>
-      </w:r>
-      <w:r>
-        <w:instrText xml:space="preserve"> SEQ Рисунок \* ARABIC </w:instrText>
-      </w:r>
-      <w:r>
-        <w:fldChar w:fldCharType="separate"/>
-      </w:r>
-      <w:r>
-        <w:rPr>
-          <w:noProof/>
-        </w:rPr>
-        <w:t>3</w:t>
-      </w:r>
-      <w:r>
-        <w:rPr>
-          <w:noProof/>
-        </w:rPr>
-        <w:fldChar w:fldCharType="end"/>
-      </w:r>
+      <w:fldSimple w:instr=" SEQ Рисунок \* ARABIC ">
+        <w:r>
+          <w:rPr>
+            <w:noProof/>
+          </w:rPr>
+          <w:t>3</w:t>
+        </w:r>
+      </w:fldSimple>
       <w:r>
         <w:t xml:space="preserve"> – Блок-схема подпрограммы факториала</w:t>
       </w:r>
@@ -3603,27 +3566,14 @@
       <w:r>
         <w:t xml:space="preserve">Рисунок </w:t>
       </w:r>
-      <w:r>
-        <w:fldChar w:fldCharType="begin"/>
-      </w:r>
-      <w:r>
-        <w:instrText xml:space="preserve"> SEQ Рисунок \* ARABIC </w:instrText>
-      </w:r>
-      <w:r>
-        <w:fldChar w:fldCharType="separate"/>
-      </w:r>
-      <w:r>
-        <w:rPr>
-          <w:noProof/>
-        </w:rPr>
-        <w:t>4</w:t>
-      </w:r>
-      <w:r>
-        <w:rPr>
-          <w:noProof/>
-        </w:rPr>
-        <w:fldChar w:fldCharType="end"/>
-      </w:r>
+      <w:fldSimple w:instr=" SEQ Рисунок \* ARABIC ">
+        <w:r>
+          <w:rPr>
+            <w:noProof/>
+          </w:rPr>
+          <w:t>4</w:t>
+        </w:r>
+      </w:fldSimple>
       <w:r>
         <w:t xml:space="preserve"> – Блок-схема подпрограммы числа Бернулли</w:t>
       </w:r>
@@ -3633,8 +3583,8 @@
       <w:pPr>
         <w:pStyle w:val="1"/>
       </w:pPr>
-      <w:bookmarkStart w:id="10" w:name="_Toc202985678"/>
-      <w:bookmarkStart w:id="11" w:name="_Toc203944159"/>
+      <w:bookmarkStart w:id="9" w:name="_Toc202985678"/>
+      <w:bookmarkStart w:id="10" w:name="_Toc203944159"/>
       <w:r>
         <w:t xml:space="preserve">Реализация решения задания №1 в </w:t>
       </w:r>
@@ -3645,8 +3595,8 @@
         </w:rPr>
         <w:t>LabView</w:t>
       </w:r>
+      <w:bookmarkEnd w:id="9"/>
       <w:bookmarkEnd w:id="10"/>
-      <w:bookmarkEnd w:id="11"/>
     </w:p>
     <w:p>
       <w:pPr>
@@ -3717,27 +3667,14 @@
       <w:r>
         <w:t xml:space="preserve">Рисунок </w:t>
       </w:r>
-      <w:r>
-        <w:fldChar w:fldCharType="begin"/>
-      </w:r>
-      <w:r>
-        <w:instrText xml:space="preserve"> SEQ Рисунок \* ARABIC </w:instrText>
-      </w:r>
-      <w:r>
-        <w:fldChar w:fldCharType="separate"/>
-      </w:r>
-      <w:r>
-        <w:rPr>
-          <w:noProof/>
-        </w:rPr>
-        <w:t>5</w:t>
-      </w:r>
-      <w:r>
-        <w:rPr>
-          <w:noProof/>
-        </w:rPr>
-        <w:fldChar w:fldCharType="end"/>
-      </w:r>
+      <w:fldSimple w:instr=" SEQ Рисунок \* ARABIC ">
+        <w:r>
+          <w:rPr>
+            <w:noProof/>
+          </w:rPr>
+          <w:t>5</w:t>
+        </w:r>
+      </w:fldSimple>
       <w:r>
         <w:t xml:space="preserve"> – Интерфейс виртуального прибора, вычисляющего значение гиперболического тангенса</w:t>
       </w:r>
@@ -3815,27 +3752,14 @@
       <w:r>
         <w:t xml:space="preserve">Рисунок </w:t>
       </w:r>
-      <w:r>
-        <w:fldChar w:fldCharType="begin"/>
-      </w:r>
-      <w:r>
-        <w:instrText xml:space="preserve"> SEQ Рисунок \* ARABIC </w:instrText>
-      </w:r>
-      <w:r>
-        <w:fldChar w:fldCharType="separate"/>
-      </w:r>
-      <w:r>
-        <w:rPr>
-          <w:noProof/>
-        </w:rPr>
-        <w:t>6</w:t>
-      </w:r>
-      <w:r>
-        <w:rPr>
-          <w:noProof/>
-        </w:rPr>
-        <w:fldChar w:fldCharType="end"/>
-      </w:r>
+      <w:fldSimple w:instr=" SEQ Рисунок \* ARABIC ">
+        <w:r>
+          <w:rPr>
+            <w:noProof/>
+          </w:rPr>
+          <w:t>6</w:t>
+        </w:r>
+      </w:fldSimple>
       <w:r>
         <w:t xml:space="preserve"> – Блок-диаграмма виртуального прибора в случае </w:t>
       </w:r>
@@ -3918,27 +3842,14 @@
       <w:r>
         <w:t xml:space="preserve">Рисунок </w:t>
       </w:r>
-      <w:r>
-        <w:fldChar w:fldCharType="begin"/>
-      </w:r>
-      <w:r>
-        <w:instrText xml:space="preserve"> SEQ Рисунок \* ARABIC </w:instrText>
-      </w:r>
-      <w:r>
-        <w:fldChar w:fldCharType="separate"/>
-      </w:r>
-      <w:r>
-        <w:rPr>
-          <w:noProof/>
-        </w:rPr>
-        <w:t>7</w:t>
-      </w:r>
-      <w:r>
-        <w:rPr>
-          <w:noProof/>
-        </w:rPr>
-        <w:fldChar w:fldCharType="end"/>
-      </w:r>
+      <w:fldSimple w:instr=" SEQ Рисунок \* ARABIC ">
+        <w:r>
+          <w:rPr>
+            <w:noProof/>
+          </w:rPr>
+          <w:t>7</w:t>
+        </w:r>
+      </w:fldSimple>
       <w:r>
         <w:t xml:space="preserve"> – Блок-диаграмма виртуального прибора в ином случае</w:t>
       </w:r>
@@ -4021,27 +3932,14 @@
       <w:r>
         <w:t xml:space="preserve">Рисунок </w:t>
       </w:r>
-      <w:r>
-        <w:fldChar w:fldCharType="begin"/>
-      </w:r>
-      <w:r>
-        <w:instrText xml:space="preserve"> SEQ Рисунок \* ARABIC </w:instrText>
-      </w:r>
-      <w:r>
-        <w:fldChar w:fldCharType="separate"/>
-      </w:r>
-      <w:r>
-        <w:rPr>
-          <w:noProof/>
-        </w:rPr>
-        <w:t>8</w:t>
-      </w:r>
-      <w:r>
-        <w:rPr>
-          <w:noProof/>
-        </w:rPr>
-        <w:fldChar w:fldCharType="end"/>
-      </w:r>
+      <w:fldSimple w:instr=" SEQ Рисунок \* ARABIC ">
+        <w:r>
+          <w:rPr>
+            <w:noProof/>
+          </w:rPr>
+          <w:t>8</w:t>
+        </w:r>
+      </w:fldSimple>
       <w:r>
         <w:t xml:space="preserve"> – Интерфейс подпрограммы «Факториал»</w:t>
       </w:r>
@@ -4116,27 +4014,14 @@
       <w:r>
         <w:t xml:space="preserve">Рисунок </w:t>
       </w:r>
-      <w:r>
-        <w:fldChar w:fldCharType="begin"/>
-      </w:r>
-      <w:r>
-        <w:instrText xml:space="preserve"> SEQ Рисунок \* ARABIC </w:instrText>
-      </w:r>
-      <w:r>
-        <w:fldChar w:fldCharType="separate"/>
-      </w:r>
-      <w:r>
-        <w:rPr>
-          <w:noProof/>
-        </w:rPr>
-        <w:t>9</w:t>
-      </w:r>
-      <w:r>
-        <w:rPr>
-          <w:noProof/>
-        </w:rPr>
-        <w:fldChar w:fldCharType="end"/>
-      </w:r>
+      <w:fldSimple w:instr=" SEQ Рисунок \* ARABIC ">
+        <w:r>
+          <w:rPr>
+            <w:noProof/>
+          </w:rPr>
+          <w:t>9</w:t>
+        </w:r>
+      </w:fldSimple>
       <w:r>
         <w:t xml:space="preserve"> – Блок-диаграмма «Факториал»</w:t>
       </w:r>
@@ -4211,27 +4096,14 @@
       <w:r>
         <w:t xml:space="preserve">Рисунок </w:t>
       </w:r>
-      <w:r>
-        <w:fldChar w:fldCharType="begin"/>
-      </w:r>
-      <w:r>
-        <w:instrText xml:space="preserve"> SEQ Рисунок \* ARABIC </w:instrText>
-      </w:r>
-      <w:r>
-        <w:fldChar w:fldCharType="separate"/>
-      </w:r>
-      <w:r>
-        <w:rPr>
-          <w:noProof/>
-        </w:rPr>
-        <w:t>10</w:t>
-      </w:r>
-      <w:r>
-        <w:rPr>
-          <w:noProof/>
-        </w:rPr>
-        <w:fldChar w:fldCharType="end"/>
-      </w:r>
+      <w:fldSimple w:instr=" SEQ Рисунок \* ARABIC ">
+        <w:r>
+          <w:rPr>
+            <w:noProof/>
+          </w:rPr>
+          <w:t>10</w:t>
+        </w:r>
+      </w:fldSimple>
       <w:r>
         <w:t xml:space="preserve"> – Интерфейс подпрограммы «Числа Бернулли»</w:t>
       </w:r>
@@ -4306,27 +4178,14 @@
       <w:r>
         <w:t xml:space="preserve">Рисунок </w:t>
       </w:r>
-      <w:r>
-        <w:fldChar w:fldCharType="begin"/>
-      </w:r>
-      <w:r>
-        <w:instrText xml:space="preserve"> SEQ Рисунок \* ARABIC </w:instrText>
-      </w:r>
-      <w:r>
-        <w:fldChar w:fldCharType="separate"/>
-      </w:r>
-      <w:r>
-        <w:rPr>
-          <w:noProof/>
-        </w:rPr>
-        <w:t>11</w:t>
-      </w:r>
-      <w:r>
-        <w:rPr>
-          <w:noProof/>
-        </w:rPr>
-        <w:fldChar w:fldCharType="end"/>
-      </w:r>
+      <w:fldSimple w:instr=" SEQ Рисунок \* ARABIC ">
+        <w:r>
+          <w:rPr>
+            <w:noProof/>
+          </w:rPr>
+          <w:t>11</w:t>
+        </w:r>
+      </w:fldSimple>
       <w:r>
         <w:t xml:space="preserve"> – Блок-диаграмма «Числа Бернулли»</w:t>
       </w:r>
@@ -4348,17 +4207,17 @@
       <w:pPr>
         <w:pStyle w:val="1"/>
       </w:pPr>
-      <w:bookmarkStart w:id="12" w:name="_Toc202985679"/>
-      <w:bookmarkStart w:id="13" w:name="_Toc203944160"/>
+      <w:bookmarkStart w:id="11" w:name="_Toc202985679"/>
+      <w:bookmarkStart w:id="12" w:name="_Toc203944160"/>
       <w:r>
         <w:lastRenderedPageBreak/>
         <w:t>Результат выполнения программы</w:t>
       </w:r>
+      <w:bookmarkEnd w:id="11"/>
+      <w:r>
+        <w:t xml:space="preserve"> задания №1</w:t>
+      </w:r>
       <w:bookmarkEnd w:id="12"/>
-      <w:r>
-        <w:t xml:space="preserve"> задания №1</w:t>
-      </w:r>
-      <w:bookmarkEnd w:id="13"/>
     </w:p>
     <w:p>
       <w:pPr>
@@ -4429,27 +4288,14 @@
       <w:r>
         <w:t xml:space="preserve">Рисунок </w:t>
       </w:r>
-      <w:r>
-        <w:fldChar w:fldCharType="begin"/>
-      </w:r>
-      <w:r>
-        <w:instrText xml:space="preserve"> SEQ Рисунок \* ARABIC </w:instrText>
-      </w:r>
-      <w:r>
-        <w:fldChar w:fldCharType="separate"/>
-      </w:r>
-      <w:r>
-        <w:rPr>
-          <w:noProof/>
-        </w:rPr>
-        <w:t>12</w:t>
-      </w:r>
-      <w:r>
-        <w:rPr>
-          <w:noProof/>
-        </w:rPr>
-        <w:fldChar w:fldCharType="end"/>
-      </w:r>
+      <w:fldSimple w:instr=" SEQ Рисунок \* ARABIC ">
+        <w:r>
+          <w:rPr>
+            <w:noProof/>
+          </w:rPr>
+          <w:t>12</w:t>
+        </w:r>
+      </w:fldSimple>
       <w:r>
         <w:t xml:space="preserve"> – Результат вычислений виртуального прибора задания №1 по 1 элементу ряда</w:t>
       </w:r>
@@ -4524,27 +4370,14 @@
       <w:r>
         <w:t xml:space="preserve">Рисунок </w:t>
       </w:r>
-      <w:r>
-        <w:fldChar w:fldCharType="begin"/>
-      </w:r>
-      <w:r>
-        <w:instrText xml:space="preserve"> SEQ Рисунок \* ARABIC </w:instrText>
-      </w:r>
-      <w:r>
-        <w:fldChar w:fldCharType="separate"/>
-      </w:r>
-      <w:r>
-        <w:rPr>
-          <w:noProof/>
-        </w:rPr>
-        <w:t>13</w:t>
-      </w:r>
-      <w:r>
-        <w:rPr>
-          <w:noProof/>
-        </w:rPr>
-        <w:fldChar w:fldCharType="end"/>
-      </w:r>
+      <w:fldSimple w:instr=" SEQ Рисунок \* ARABIC ">
+        <w:r>
+          <w:rPr>
+            <w:noProof/>
+          </w:rPr>
+          <w:t>13</w:t>
+        </w:r>
+      </w:fldSimple>
       <w:r>
         <w:t xml:space="preserve"> – Результат вычислений виртуального прибора задания №1 по 2 элементам ряда</w:t>
       </w:r>
@@ -4619,27 +4452,14 @@
       <w:r>
         <w:t xml:space="preserve">Рисунок </w:t>
       </w:r>
-      <w:r>
-        <w:fldChar w:fldCharType="begin"/>
-      </w:r>
-      <w:r>
-        <w:instrText xml:space="preserve"> SEQ Рисунок \* ARABIC </w:instrText>
-      </w:r>
-      <w:r>
-        <w:fldChar w:fldCharType="separate"/>
-      </w:r>
-      <w:r>
-        <w:rPr>
-          <w:noProof/>
-        </w:rPr>
-        <w:t>14</w:t>
-      </w:r>
-      <w:r>
-        <w:rPr>
-          <w:noProof/>
-        </w:rPr>
-        <w:fldChar w:fldCharType="end"/>
-      </w:r>
+      <w:fldSimple w:instr=" SEQ Рисунок \* ARABIC ">
+        <w:r>
+          <w:rPr>
+            <w:noProof/>
+          </w:rPr>
+          <w:t>14</w:t>
+        </w:r>
+      </w:fldSimple>
       <w:r>
         <w:t xml:space="preserve"> – Результат вычислений виртуального прибора задания №1 по 3 элементам ряда</w:t>
       </w:r>
@@ -4714,27 +4534,14 @@
       <w:r>
         <w:t xml:space="preserve">Рисунок </w:t>
       </w:r>
-      <w:r>
-        <w:fldChar w:fldCharType="begin"/>
-      </w:r>
-      <w:r>
-        <w:instrText xml:space="preserve"> SEQ Рисунок \* ARABIC </w:instrText>
-      </w:r>
-      <w:r>
-        <w:fldChar w:fldCharType="separate"/>
-      </w:r>
-      <w:r>
-        <w:rPr>
-          <w:noProof/>
-        </w:rPr>
-        <w:t>15</w:t>
-      </w:r>
-      <w:r>
-        <w:rPr>
-          <w:noProof/>
-        </w:rPr>
-        <w:fldChar w:fldCharType="end"/>
-      </w:r>
+      <w:fldSimple w:instr=" SEQ Рисунок \* ARABIC ">
+        <w:r>
+          <w:rPr>
+            <w:noProof/>
+          </w:rPr>
+          <w:t>15</w:t>
+        </w:r>
+      </w:fldSimple>
       <w:r>
         <w:t xml:space="preserve"> – Результат вычислений виртуального прибора</w:t>
       </w:r>
@@ -4815,27 +4622,14 @@
       <w:r>
         <w:t xml:space="preserve">Рисунок </w:t>
       </w:r>
-      <w:r>
-        <w:fldChar w:fldCharType="begin"/>
-      </w:r>
-      <w:r>
-        <w:instrText xml:space="preserve"> SEQ Рисунок \* ARABIC </w:instrText>
-      </w:r>
-      <w:r>
-        <w:fldChar w:fldCharType="separate"/>
-      </w:r>
-      <w:r>
-        <w:rPr>
-          <w:noProof/>
-        </w:rPr>
-        <w:t>16</w:t>
-      </w:r>
-      <w:r>
-        <w:rPr>
-          <w:noProof/>
-        </w:rPr>
-        <w:fldChar w:fldCharType="end"/>
-      </w:r>
+      <w:fldSimple w:instr=" SEQ Рисунок \* ARABIC ">
+        <w:r>
+          <w:rPr>
+            <w:noProof/>
+          </w:rPr>
+          <w:t>16</w:t>
+        </w:r>
+      </w:fldSimple>
       <w:r>
         <w:t xml:space="preserve"> – Значение гиперболического тангенса через встроенную функцию в </w:t>
       </w:r>
@@ -4926,27 +4720,14 @@
       <w:r>
         <w:t xml:space="preserve">Рисунок </w:t>
       </w:r>
-      <w:r>
-        <w:fldChar w:fldCharType="begin"/>
-      </w:r>
-      <w:r>
-        <w:instrText xml:space="preserve"> SEQ Рисунок \* ARABIC </w:instrText>
-      </w:r>
-      <w:r>
-        <w:fldChar w:fldCharType="separate"/>
-      </w:r>
-      <w:r>
-        <w:rPr>
-          <w:noProof/>
-        </w:rPr>
-        <w:t>17</w:t>
-      </w:r>
-      <w:r>
-        <w:rPr>
-          <w:noProof/>
-        </w:rPr>
-        <w:fldChar w:fldCharType="end"/>
-      </w:r>
+      <w:fldSimple w:instr=" SEQ Рисунок \* ARABIC ">
+        <w:r>
+          <w:rPr>
+            <w:noProof/>
+          </w:rPr>
+          <w:t>17</w:t>
+        </w:r>
+      </w:fldSimple>
       <w:r>
         <w:t xml:space="preserve"> – Результат выполнения виртуального прибора</w:t>
       </w:r>
@@ -4962,17 +4743,17 @@
       <w:pPr>
         <w:pStyle w:val="1"/>
       </w:pPr>
-      <w:bookmarkStart w:id="14" w:name="_Toc203376611"/>
-      <w:bookmarkStart w:id="15" w:name="_Toc203944161"/>
+      <w:bookmarkStart w:id="13" w:name="_Toc203376611"/>
+      <w:bookmarkStart w:id="14" w:name="_Toc203944161"/>
       <w:r>
         <w:lastRenderedPageBreak/>
         <w:t>Блок-схемы алгоритма программы</w:t>
       </w:r>
+      <w:bookmarkEnd w:id="13"/>
+      <w:r>
+        <w:t xml:space="preserve"> задания №2</w:t>
+      </w:r>
       <w:bookmarkEnd w:id="14"/>
-      <w:r>
-        <w:t xml:space="preserve"> задания №2</w:t>
-      </w:r>
-      <w:bookmarkEnd w:id="15"/>
     </w:p>
     <w:p>
       <w:pPr>
@@ -4982,6 +4763,7 @@
       <w:r>
         <w:rPr>
           <w:noProof/>
+          <w:lang w:eastAsia="ru-RU"/>
         </w:rPr>
         <w:drawing>
           <wp:inline distT="0" distB="0" distL="0" distR="0" wp14:anchorId="51144E1B" wp14:editId="253E128B">
@@ -5041,24 +4823,14 @@
       <w:r>
         <w:t xml:space="preserve">Рисунок </w:t>
       </w:r>
-      <w:r>
-        <w:fldChar w:fldCharType="begin"/>
-      </w:r>
-      <w:r>
-        <w:instrText xml:space="preserve"> SEQ Рисунок \* ARABIC </w:instrText>
-      </w:r>
-      <w:r>
-        <w:fldChar w:fldCharType="separate"/>
-      </w:r>
-      <w:r>
-        <w:rPr>
-          <w:noProof/>
-        </w:rPr>
-        <w:t>18</w:t>
-      </w:r>
-      <w:r>
-        <w:fldChar w:fldCharType="end"/>
-      </w:r>
+      <w:fldSimple w:instr=" SEQ Рисунок \* ARABIC ">
+        <w:r>
+          <w:rPr>
+            <w:noProof/>
+          </w:rPr>
+          <w:t>18</w:t>
+        </w:r>
+      </w:fldSimple>
       <w:r>
         <w:t xml:space="preserve"> – Блок-схема алгоритма для задания №2</w:t>
       </w:r>
@@ -5070,8 +4842,8 @@
           <w:i/>
         </w:rPr>
       </w:pPr>
-      <w:bookmarkStart w:id="16" w:name="_Toc203376612"/>
-      <w:bookmarkStart w:id="17" w:name="_Toc203944162"/>
+      <w:bookmarkStart w:id="15" w:name="_Toc203376612"/>
+      <w:bookmarkStart w:id="16" w:name="_Toc203944162"/>
       <w:r>
         <w:lastRenderedPageBreak/>
         <w:t>Реализация решения</w:t>
@@ -5089,8 +4861,8 @@
         </w:rPr>
         <w:t>LabView</w:t>
       </w:r>
+      <w:bookmarkEnd w:id="15"/>
       <w:bookmarkEnd w:id="16"/>
-      <w:bookmarkEnd w:id="17"/>
     </w:p>
     <w:p>
       <w:pPr>
@@ -5100,7 +4872,7 @@
       <w:r>
         <w:rPr>
           <w:noProof/>
-          <w:lang w:val="en-US"/>
+          <w:lang w:eastAsia="ru-RU"/>
         </w:rPr>
         <w:drawing>
           <wp:inline distT="0" distB="0" distL="0" distR="0" wp14:anchorId="13054F6F" wp14:editId="01008B31">
@@ -5160,45 +4932,33 @@
       <w:r>
         <w:t xml:space="preserve">Рисунок </w:t>
       </w:r>
-      <w:r>
-        <w:fldChar w:fldCharType="begin"/>
-      </w:r>
-      <w:r>
-        <w:instrText xml:space="preserve"> SEQ Рисунок \* ARABIC </w:instrText>
-      </w:r>
-      <w:r>
-        <w:fldChar w:fldCharType="separate"/>
-      </w:r>
+      <w:fldSimple w:instr=" SEQ Рисунок \* ARABIC ">
+        <w:r>
+          <w:rPr>
+            <w:noProof/>
+          </w:rPr>
+          <w:t>19</w:t>
+        </w:r>
+      </w:fldSimple>
+      <w:r>
+        <w:t xml:space="preserve"> – Интерфейс виртуального прибора</w:t>
+      </w:r>
+      <w:r>
+        <w:t xml:space="preserve"> задания №2</w:t>
+      </w:r>
+      <w:r>
+        <w:t xml:space="preserve"> в начальном состоянии</w:t>
+      </w:r>
+    </w:p>
+    <w:p>
+      <w:pPr>
+        <w:keepNext/>
+        <w:jc w:val="center"/>
+      </w:pPr>
       <w:r>
         <w:rPr>
           <w:noProof/>
-        </w:rPr>
-        <w:t>19</w:t>
-      </w:r>
-      <w:r>
-        <w:rPr>
-          <w:noProof/>
-        </w:rPr>
-        <w:fldChar w:fldCharType="end"/>
-      </w:r>
-      <w:r>
-        <w:t xml:space="preserve"> – Интерфейс виртуального прибора</w:t>
-      </w:r>
-      <w:r>
-        <w:t xml:space="preserve"> задания №2</w:t>
-      </w:r>
-      <w:r>
-        <w:t xml:space="preserve"> в начальном состоянии</w:t>
-      </w:r>
-    </w:p>
-    <w:p>
-      <w:pPr>
-        <w:keepNext/>
-        <w:jc w:val="center"/>
-      </w:pPr>
-      <w:r>
-        <w:rPr>
-          <w:noProof/>
+          <w:lang w:eastAsia="ru-RU"/>
         </w:rPr>
         <w:drawing>
           <wp:inline distT="0" distB="0" distL="0" distR="0" wp14:anchorId="4DC4FED5" wp14:editId="38AD95C8">
@@ -5258,27 +5018,14 @@
       <w:r>
         <w:t xml:space="preserve">Рисунок </w:t>
       </w:r>
-      <w:r>
-        <w:fldChar w:fldCharType="begin"/>
-      </w:r>
-      <w:r>
-        <w:instrText xml:space="preserve"> SEQ Рисунок \* ARABIC </w:instrText>
-      </w:r>
-      <w:r>
-        <w:fldChar w:fldCharType="separate"/>
-      </w:r>
-      <w:r>
-        <w:rPr>
-          <w:noProof/>
-        </w:rPr>
-        <w:t>20</w:t>
-      </w:r>
-      <w:r>
-        <w:rPr>
-          <w:noProof/>
-        </w:rPr>
-        <w:fldChar w:fldCharType="end"/>
-      </w:r>
+      <w:fldSimple w:instr=" SEQ Рисунок \* ARABIC ">
+        <w:r>
+          <w:rPr>
+            <w:noProof/>
+          </w:rPr>
+          <w:t>20</w:t>
+        </w:r>
+      </w:fldSimple>
       <w:r>
         <w:t xml:space="preserve"> – Блок-диаграмма алгоритма</w:t>
       </w:r>
@@ -5290,17 +5037,17 @@
       <w:pPr>
         <w:pStyle w:val="1"/>
       </w:pPr>
-      <w:bookmarkStart w:id="18" w:name="_Toc203376613"/>
-      <w:bookmarkStart w:id="19" w:name="_Toc203944163"/>
+      <w:bookmarkStart w:id="17" w:name="_Toc203376613"/>
+      <w:bookmarkStart w:id="18" w:name="_Toc203944163"/>
       <w:r>
         <w:lastRenderedPageBreak/>
         <w:t>Результат выполнения программы</w:t>
       </w:r>
+      <w:bookmarkEnd w:id="17"/>
+      <w:r>
+        <w:t xml:space="preserve"> задания №2</w:t>
+      </w:r>
       <w:bookmarkEnd w:id="18"/>
-      <w:r>
-        <w:t xml:space="preserve"> задания №2</w:t>
-      </w:r>
-      <w:bookmarkEnd w:id="19"/>
     </w:p>
     <w:p>
       <w:pPr>
@@ -5310,6 +5057,7 @@
       <w:r>
         <w:rPr>
           <w:noProof/>
+          <w:lang w:eastAsia="ru-RU"/>
         </w:rPr>
         <w:drawing>
           <wp:inline distT="0" distB="0" distL="0" distR="0" wp14:anchorId="19712359" wp14:editId="350A496B">
@@ -5369,42 +5117,30 @@
       <w:r>
         <w:t xml:space="preserve">Рисунок </w:t>
       </w:r>
-      <w:r>
-        <w:fldChar w:fldCharType="begin"/>
-      </w:r>
-      <w:r>
-        <w:instrText xml:space="preserve"> SEQ Рисунок \* ARABIC </w:instrText>
-      </w:r>
-      <w:r>
-        <w:fldChar w:fldCharType="separate"/>
-      </w:r>
+      <w:fldSimple w:instr=" SEQ Рисунок \* ARABIC ">
+        <w:r>
+          <w:rPr>
+            <w:noProof/>
+          </w:rPr>
+          <w:t>21</w:t>
+        </w:r>
+      </w:fldSimple>
+      <w:r>
+        <w:t xml:space="preserve"> – Результат при некорректном вводе данных</w:t>
+      </w:r>
+      <w:r>
+        <w:t xml:space="preserve"> в задании №2</w:t>
+      </w:r>
+    </w:p>
+    <w:p>
+      <w:pPr>
+        <w:keepNext/>
+        <w:jc w:val="center"/>
+      </w:pPr>
       <w:r>
         <w:rPr>
           <w:noProof/>
-        </w:rPr>
-        <w:t>21</w:t>
-      </w:r>
-      <w:r>
-        <w:rPr>
-          <w:noProof/>
-        </w:rPr>
-        <w:fldChar w:fldCharType="end"/>
-      </w:r>
-      <w:r>
-        <w:t xml:space="preserve"> – Результат при некорректном вводе данных</w:t>
-      </w:r>
-      <w:r>
-        <w:t xml:space="preserve"> в задании №2</w:t>
-      </w:r>
-    </w:p>
-    <w:p>
-      <w:pPr>
-        <w:keepNext/>
-        <w:jc w:val="center"/>
-      </w:pPr>
-      <w:r>
-        <w:rPr>
-          <w:noProof/>
+          <w:lang w:eastAsia="ru-RU"/>
         </w:rPr>
         <w:drawing>
           <wp:inline distT="0" distB="0" distL="0" distR="0" wp14:anchorId="2465CB60" wp14:editId="4346A379">
@@ -5464,27 +5200,14 @@
       <w:r>
         <w:t xml:space="preserve">Рисунок </w:t>
       </w:r>
-      <w:r>
-        <w:fldChar w:fldCharType="begin"/>
-      </w:r>
-      <w:r>
-        <w:instrText xml:space="preserve"> SEQ Рисунок \* ARABIC </w:instrText>
-      </w:r>
-      <w:r>
-        <w:fldChar w:fldCharType="separate"/>
-      </w:r>
-      <w:r>
-        <w:rPr>
-          <w:noProof/>
-        </w:rPr>
-        <w:t>22</w:t>
-      </w:r>
-      <w:r>
-        <w:rPr>
-          <w:noProof/>
-        </w:rPr>
-        <w:fldChar w:fldCharType="end"/>
-      </w:r>
+      <w:fldSimple w:instr=" SEQ Рисунок \* ARABIC ">
+        <w:r>
+          <w:rPr>
+            <w:noProof/>
+          </w:rPr>
+          <w:t>22</w:t>
+        </w:r>
+      </w:fldSimple>
       <w:r>
         <w:t xml:space="preserve"> – Результат в случае </w:t>
       </w:r>
@@ -5511,6 +5234,7 @@
       <w:r>
         <w:rPr>
           <w:noProof/>
+          <w:lang w:eastAsia="ru-RU"/>
         </w:rPr>
         <w:lastRenderedPageBreak/>
         <w:drawing>
@@ -5571,27 +5295,14 @@
       <w:r>
         <w:t xml:space="preserve">Рисунок </w:t>
       </w:r>
-      <w:r>
-        <w:fldChar w:fldCharType="begin"/>
-      </w:r>
-      <w:r>
-        <w:instrText xml:space="preserve"> SEQ Рисунок \* ARABIC </w:instrText>
-      </w:r>
-      <w:r>
-        <w:fldChar w:fldCharType="separate"/>
-      </w:r>
-      <w:r>
-        <w:rPr>
-          <w:noProof/>
-        </w:rPr>
-        <w:t>23</w:t>
-      </w:r>
-      <w:r>
-        <w:rPr>
-          <w:noProof/>
-        </w:rPr>
-        <w:fldChar w:fldCharType="end"/>
-      </w:r>
+      <w:fldSimple w:instr=" SEQ Рисунок \* ARABIC ">
+        <w:r>
+          <w:rPr>
+            <w:noProof/>
+          </w:rPr>
+          <w:t>23</w:t>
+        </w:r>
+      </w:fldSimple>
       <w:r>
         <w:t xml:space="preserve"> – Результат в случае </w:t>
       </w:r>
@@ -5618,6 +5329,7 @@
       <w:r>
         <w:rPr>
           <w:noProof/>
+          <w:lang w:eastAsia="ru-RU"/>
         </w:rPr>
         <w:drawing>
           <wp:inline distT="0" distB="0" distL="0" distR="0" wp14:anchorId="2B4B14FC" wp14:editId="7A51B1FD">
@@ -5677,27 +5389,14 @@
       <w:r>
         <w:t xml:space="preserve">Рисунок </w:t>
       </w:r>
-      <w:r>
-        <w:fldChar w:fldCharType="begin"/>
-      </w:r>
-      <w:r>
-        <w:instrText xml:space="preserve"> SEQ Рисунок \* ARABIC </w:instrText>
-      </w:r>
-      <w:r>
-        <w:fldChar w:fldCharType="separate"/>
-      </w:r>
-      <w:r>
-        <w:rPr>
-          <w:noProof/>
-        </w:rPr>
-        <w:t>24</w:t>
-      </w:r>
-      <w:r>
-        <w:rPr>
-          <w:noProof/>
-        </w:rPr>
-        <w:fldChar w:fldCharType="end"/>
-      </w:r>
+      <w:fldSimple w:instr=" SEQ Рисунок \* ARABIC ">
+        <w:r>
+          <w:rPr>
+            <w:noProof/>
+          </w:rPr>
+          <w:t>24</w:t>
+        </w:r>
+      </w:fldSimple>
       <w:r>
         <w:t xml:space="preserve"> – Результат в увеличенном диапазоне</w:t>
       </w:r>
@@ -5730,6 +5429,7 @@
       <w:r>
         <w:rPr>
           <w:noProof/>
+          <w:lang w:eastAsia="ru-RU"/>
         </w:rPr>
         <w:lastRenderedPageBreak/>
         <w:drawing>
@@ -5790,27 +5490,14 @@
       <w:r>
         <w:t xml:space="preserve">Рисунок </w:t>
       </w:r>
-      <w:r>
-        <w:fldChar w:fldCharType="begin"/>
-      </w:r>
-      <w:r>
-        <w:instrText xml:space="preserve"> SEQ Рисунок \* ARABIC </w:instrText>
-      </w:r>
-      <w:r>
-        <w:fldChar w:fldCharType="separate"/>
-      </w:r>
-      <w:r>
-        <w:rPr>
-          <w:noProof/>
-        </w:rPr>
-        <w:t>25</w:t>
-      </w:r>
-      <w:r>
-        <w:rPr>
-          <w:noProof/>
-        </w:rPr>
-        <w:fldChar w:fldCharType="end"/>
-      </w:r>
+      <w:fldSimple w:instr=" SEQ Рисунок \* ARABIC ">
+        <w:r>
+          <w:rPr>
+            <w:noProof/>
+          </w:rPr>
+          <w:t>25</w:t>
+        </w:r>
+      </w:fldSimple>
       <w:r>
         <w:t xml:space="preserve"> – Графики функции</w:t>
       </w:r>
@@ -5852,6 +5539,7 @@
       <w:r>
         <w:rPr>
           <w:noProof/>
+          <w:lang w:eastAsia="ru-RU"/>
         </w:rPr>
         <w:drawing>
           <wp:inline distT="0" distB="0" distL="0" distR="0" wp14:anchorId="57F65F76" wp14:editId="5B2AC407">
@@ -5911,27 +5599,14 @@
       <w:r>
         <w:t xml:space="preserve">Рисунок </w:t>
       </w:r>
-      <w:r>
-        <w:fldChar w:fldCharType="begin"/>
-      </w:r>
-      <w:r>
-        <w:instrText xml:space="preserve"> SEQ Рисунок \* ARABIC </w:instrText>
-      </w:r>
-      <w:r>
-        <w:fldChar w:fldCharType="separate"/>
-      </w:r>
-      <w:r>
-        <w:rPr>
-          <w:noProof/>
-        </w:rPr>
-        <w:t>26</w:t>
-      </w:r>
-      <w:r>
-        <w:rPr>
-          <w:noProof/>
-        </w:rPr>
-        <w:fldChar w:fldCharType="end"/>
-      </w:r>
+      <w:fldSimple w:instr=" SEQ Рисунок \* ARABIC ">
+        <w:r>
+          <w:rPr>
+            <w:noProof/>
+          </w:rPr>
+          <w:t>26</w:t>
+        </w:r>
+      </w:fldSimple>
       <w:r>
         <w:t xml:space="preserve"> – Графики </w:t>
       </w:r>
@@ -5975,6 +5650,7 @@
       <w:r>
         <w:rPr>
           <w:noProof/>
+          <w:lang w:eastAsia="ru-RU"/>
         </w:rPr>
         <w:lastRenderedPageBreak/>
         <w:drawing>
@@ -6035,45 +5711,33 @@
       <w:r>
         <w:t xml:space="preserve">Рисунок </w:t>
       </w:r>
-      <w:r>
-        <w:fldChar w:fldCharType="begin"/>
-      </w:r>
-      <w:r>
-        <w:instrText xml:space="preserve"> SEQ Рисунок \* ARABIC </w:instrText>
-      </w:r>
-      <w:r>
-        <w:fldChar w:fldCharType="separate"/>
-      </w:r>
+      <w:fldSimple w:instr=" SEQ Рисунок \* ARABIC ">
+        <w:r>
+          <w:rPr>
+            <w:noProof/>
+          </w:rPr>
+          <w:t>27</w:t>
+        </w:r>
+      </w:fldSimple>
+      <w:r>
+        <w:t xml:space="preserve"> – Графики </w:t>
+      </w:r>
+      <w:r>
+        <w:t>функции задания №2</w:t>
+      </w:r>
+      <w:r>
+        <w:t xml:space="preserve"> в увеличенном диапазоне</w:t>
+      </w:r>
+    </w:p>
+    <w:p>
+      <w:pPr>
+        <w:keepNext/>
+        <w:jc w:val="center"/>
+      </w:pPr>
       <w:r>
         <w:rPr>
           <w:noProof/>
-        </w:rPr>
-        <w:t>27</w:t>
-      </w:r>
-      <w:r>
-        <w:rPr>
-          <w:noProof/>
-        </w:rPr>
-        <w:fldChar w:fldCharType="end"/>
-      </w:r>
-      <w:r>
-        <w:t xml:space="preserve"> – Графики </w:t>
-      </w:r>
-      <w:r>
-        <w:t>функции задания №2</w:t>
-      </w:r>
-      <w:r>
-        <w:t xml:space="preserve"> в увеличенном диапазоне</w:t>
-      </w:r>
-    </w:p>
-    <w:p>
-      <w:pPr>
-        <w:keepNext/>
-        <w:jc w:val="center"/>
-      </w:pPr>
-      <w:r>
-        <w:rPr>
-          <w:noProof/>
+          <w:lang w:eastAsia="ru-RU"/>
         </w:rPr>
         <w:drawing>
           <wp:inline distT="0" distB="0" distL="0" distR="0" wp14:anchorId="57024262" wp14:editId="12E59920">
@@ -6133,27 +5797,14 @@
       <w:r>
         <w:t xml:space="preserve">Рисунок </w:t>
       </w:r>
-      <w:r>
-        <w:fldChar w:fldCharType="begin"/>
-      </w:r>
-      <w:r>
-        <w:instrText xml:space="preserve"> SEQ Рисунок \* ARABIC </w:instrText>
-      </w:r>
-      <w:r>
-        <w:fldChar w:fldCharType="separate"/>
-      </w:r>
-      <w:r>
-        <w:rPr>
-          <w:noProof/>
-        </w:rPr>
-        <w:t>28</w:t>
-      </w:r>
-      <w:r>
-        <w:rPr>
-          <w:noProof/>
-        </w:rPr>
-        <w:fldChar w:fldCharType="end"/>
-      </w:r>
+      <w:fldSimple w:instr=" SEQ Рисунок \* ARABIC ">
+        <w:r>
+          <w:rPr>
+            <w:noProof/>
+          </w:rPr>
+          <w:t>28</w:t>
+        </w:r>
+      </w:fldSimple>
       <w:r>
         <w:t xml:space="preserve"> – Объединение графиков с полярных и декартовых координат</w:t>
       </w:r>
@@ -6177,17 +5828,17 @@
       <w:pPr>
         <w:pStyle w:val="1"/>
       </w:pPr>
-      <w:bookmarkStart w:id="20" w:name="_Toc203374863"/>
-      <w:bookmarkStart w:id="21" w:name="_Toc203944164"/>
+      <w:bookmarkStart w:id="19" w:name="_Toc203374863"/>
+      <w:bookmarkStart w:id="20" w:name="_Toc203944164"/>
       <w:r>
         <w:lastRenderedPageBreak/>
         <w:t>Блок-схемы алгоритмов программ</w:t>
       </w:r>
+      <w:bookmarkEnd w:id="19"/>
+      <w:r>
+        <w:t xml:space="preserve"> задания №3</w:t>
+      </w:r>
       <w:bookmarkEnd w:id="20"/>
-      <w:r>
-        <w:t xml:space="preserve"> задания №3</w:t>
-      </w:r>
-      <w:bookmarkEnd w:id="21"/>
     </w:p>
     <w:p>
       <w:pPr>
@@ -6211,6 +5862,7 @@
       <w:r>
         <w:rPr>
           <w:noProof/>
+          <w:lang w:eastAsia="ru-RU"/>
         </w:rPr>
         <w:drawing>
           <wp:inline distT="0" distB="0" distL="0" distR="0" wp14:anchorId="52880D6C" wp14:editId="4AA43031">
@@ -6270,45 +5922,33 @@
       <w:r>
         <w:t xml:space="preserve">Рисунок </w:t>
       </w:r>
-      <w:r>
-        <w:fldChar w:fldCharType="begin"/>
-      </w:r>
-      <w:r>
-        <w:instrText xml:space="preserve"> SEQ Рисунок \* ARABIC </w:instrText>
-      </w:r>
-      <w:r>
-        <w:fldChar w:fldCharType="separate"/>
-      </w:r>
+      <w:fldSimple w:instr=" SEQ Рисунок \* ARABIC ">
+        <w:r>
+          <w:rPr>
+            <w:noProof/>
+          </w:rPr>
+          <w:t>29</w:t>
+        </w:r>
+      </w:fldSimple>
+      <w:r>
+        <w:t xml:space="preserve"> – Блок-схема алгоритма</w:t>
+      </w:r>
+      <w:r>
+        <w:t xml:space="preserve"> задания №3</w:t>
+      </w:r>
+      <w:r>
+        <w:t>, загружающего данные из файла</w:t>
+      </w:r>
+    </w:p>
+    <w:p>
+      <w:pPr>
+        <w:keepNext/>
+        <w:jc w:val="center"/>
+      </w:pPr>
       <w:r>
         <w:rPr>
           <w:noProof/>
-        </w:rPr>
-        <w:t>29</w:t>
-      </w:r>
-      <w:r>
-        <w:rPr>
-          <w:noProof/>
-        </w:rPr>
-        <w:fldChar w:fldCharType="end"/>
-      </w:r>
-      <w:r>
-        <w:t xml:space="preserve"> – Блок-схема алгоритма</w:t>
-      </w:r>
-      <w:r>
-        <w:t xml:space="preserve"> задания №3</w:t>
-      </w:r>
-      <w:r>
-        <w:t>, загружающего данные из файла</w:t>
-      </w:r>
-    </w:p>
-    <w:p>
-      <w:pPr>
-        <w:keepNext/>
-        <w:jc w:val="center"/>
-      </w:pPr>
-      <w:r>
-        <w:rPr>
-          <w:noProof/>
+          <w:lang w:eastAsia="ru-RU"/>
         </w:rPr>
         <w:lastRenderedPageBreak/>
         <w:drawing>
@@ -6369,27 +6009,14 @@
       <w:r>
         <w:t xml:space="preserve">Рисунок </w:t>
       </w:r>
-      <w:r>
-        <w:fldChar w:fldCharType="begin"/>
-      </w:r>
-      <w:r>
-        <w:instrText xml:space="preserve"> SEQ Рисунок \* ARABIC </w:instrText>
-      </w:r>
-      <w:r>
-        <w:fldChar w:fldCharType="separate"/>
-      </w:r>
-      <w:r>
-        <w:rPr>
-          <w:noProof/>
-        </w:rPr>
-        <w:t>30</w:t>
-      </w:r>
-      <w:r>
-        <w:rPr>
-          <w:noProof/>
-        </w:rPr>
-        <w:fldChar w:fldCharType="end"/>
-      </w:r>
+      <w:fldSimple w:instr=" SEQ Рисунок \* ARABIC ">
+        <w:r>
+          <w:rPr>
+            <w:noProof/>
+          </w:rPr>
+          <w:t>30</w:t>
+        </w:r>
+      </w:fldSimple>
       <w:r>
         <w:t xml:space="preserve"> – Блок-схема алгоритма</w:t>
       </w:r>
@@ -6407,8 +6034,8 @@
           <w:i/>
         </w:rPr>
       </w:pPr>
-      <w:bookmarkStart w:id="22" w:name="_Toc203374864"/>
-      <w:bookmarkStart w:id="23" w:name="_Toc203944165"/>
+      <w:bookmarkStart w:id="21" w:name="_Toc203374864"/>
+      <w:bookmarkStart w:id="22" w:name="_Toc203944165"/>
       <w:r>
         <w:t>Реализация решения</w:t>
       </w:r>
@@ -6425,8 +6052,8 @@
         </w:rPr>
         <w:t>LabView</w:t>
       </w:r>
+      <w:bookmarkEnd w:id="21"/>
       <w:bookmarkEnd w:id="22"/>
-      <w:bookmarkEnd w:id="23"/>
     </w:p>
     <w:p>
       <w:pPr>
@@ -6479,7 +6106,7 @@
       <w:r>
         <w:rPr>
           <w:noProof/>
-          <w:lang w:val="en-US"/>
+          <w:lang w:eastAsia="ru-RU"/>
         </w:rPr>
         <w:drawing>
           <wp:inline distT="0" distB="0" distL="0" distR="0" wp14:anchorId="37822BE0" wp14:editId="64A7DA7B">
@@ -6539,27 +6166,14 @@
       <w:r>
         <w:t xml:space="preserve">Рисунок </w:t>
       </w:r>
-      <w:r>
-        <w:fldChar w:fldCharType="begin"/>
-      </w:r>
-      <w:r>
-        <w:instrText xml:space="preserve"> SEQ Рисунок \* ARABIC </w:instrText>
-      </w:r>
-      <w:r>
-        <w:fldChar w:fldCharType="separate"/>
-      </w:r>
-      <w:r>
-        <w:rPr>
-          <w:noProof/>
-        </w:rPr>
-        <w:t>31</w:t>
-      </w:r>
-      <w:r>
-        <w:rPr>
-          <w:noProof/>
-        </w:rPr>
-        <w:fldChar w:fldCharType="end"/>
-      </w:r>
+      <w:fldSimple w:instr=" SEQ Рисунок \* ARABIC ">
+        <w:r>
+          <w:rPr>
+            <w:noProof/>
+          </w:rPr>
+          <w:t>31</w:t>
+        </w:r>
+      </w:fldSimple>
       <w:r>
         <w:t xml:space="preserve"> – Заполнение столбцов с помощью функции в </w:t>
       </w:r>
@@ -6590,6 +6204,7 @@
       <w:r>
         <w:rPr>
           <w:noProof/>
+          <w:lang w:eastAsia="ru-RU"/>
         </w:rPr>
         <w:drawing>
           <wp:inline distT="0" distB="0" distL="0" distR="0" wp14:anchorId="17D9F5E9" wp14:editId="12A76DAB">
@@ -6649,42 +6264,30 @@
       <w:r>
         <w:t xml:space="preserve">Рисунок </w:t>
       </w:r>
-      <w:r>
-        <w:fldChar w:fldCharType="begin"/>
-      </w:r>
-      <w:r>
-        <w:instrText xml:space="preserve"> SEQ Рисунок \* ARABIC </w:instrText>
-      </w:r>
-      <w:r>
-        <w:fldChar w:fldCharType="separate"/>
-      </w:r>
+      <w:fldSimple w:instr=" SEQ Рисунок \* ARABIC ">
+        <w:r>
+          <w:rPr>
+            <w:noProof/>
+          </w:rPr>
+          <w:t>32</w:t>
+        </w:r>
+      </w:fldSimple>
+      <w:r>
+        <w:t xml:space="preserve"> – Итоговый файл с данными</w:t>
+      </w:r>
+      <w:r>
+        <w:t xml:space="preserve"> для задания №3</w:t>
+      </w:r>
+    </w:p>
+    <w:p>
+      <w:pPr>
+        <w:keepNext/>
+        <w:jc w:val="center"/>
+      </w:pPr>
       <w:r>
         <w:rPr>
           <w:noProof/>
-        </w:rPr>
-        <w:t>32</w:t>
-      </w:r>
-      <w:r>
-        <w:rPr>
-          <w:noProof/>
-        </w:rPr>
-        <w:fldChar w:fldCharType="end"/>
-      </w:r>
-      <w:r>
-        <w:t xml:space="preserve"> – Итоговый файл с данными</w:t>
-      </w:r>
-      <w:r>
-        <w:t xml:space="preserve"> для задания №3</w:t>
-      </w:r>
-    </w:p>
-    <w:p>
-      <w:pPr>
-        <w:keepNext/>
-        <w:jc w:val="center"/>
-      </w:pPr>
-      <w:r>
-        <w:rPr>
-          <w:noProof/>
+          <w:lang w:eastAsia="ru-RU"/>
         </w:rPr>
         <w:lastRenderedPageBreak/>
         <w:drawing>
@@ -6745,45 +6348,33 @@
       <w:r>
         <w:t xml:space="preserve">Рисунок </w:t>
       </w:r>
-      <w:r>
-        <w:fldChar w:fldCharType="begin"/>
-      </w:r>
-      <w:r>
-        <w:instrText xml:space="preserve"> SEQ Рисунок \* ARABIC </w:instrText>
-      </w:r>
-      <w:r>
-        <w:fldChar w:fldCharType="separate"/>
-      </w:r>
+      <w:fldSimple w:instr=" SEQ Рисунок \* ARABIC ">
+        <w:r>
+          <w:rPr>
+            <w:noProof/>
+          </w:rPr>
+          <w:t>33</w:t>
+        </w:r>
+      </w:fldSimple>
+      <w:r>
+        <w:t xml:space="preserve"> – Интерфейс виртуального прибора</w:t>
+      </w:r>
+      <w:r>
+        <w:t xml:space="preserve"> задания №3</w:t>
+      </w:r>
+      <w:r>
+        <w:t xml:space="preserve"> «А» в исходном состоянии</w:t>
+      </w:r>
+    </w:p>
+    <w:p>
+      <w:pPr>
+        <w:keepNext/>
+        <w:jc w:val="center"/>
+      </w:pPr>
       <w:r>
         <w:rPr>
           <w:noProof/>
-        </w:rPr>
-        <w:t>33</w:t>
-      </w:r>
-      <w:r>
-        <w:rPr>
-          <w:noProof/>
-        </w:rPr>
-        <w:fldChar w:fldCharType="end"/>
-      </w:r>
-      <w:r>
-        <w:t xml:space="preserve"> – Интерфейс виртуального прибора</w:t>
-      </w:r>
-      <w:r>
-        <w:t xml:space="preserve"> задания №3</w:t>
-      </w:r>
-      <w:r>
-        <w:t xml:space="preserve"> «А» в исходном состоянии</w:t>
-      </w:r>
-    </w:p>
-    <w:p>
-      <w:pPr>
-        <w:keepNext/>
-        <w:jc w:val="center"/>
-      </w:pPr>
-      <w:r>
-        <w:rPr>
-          <w:noProof/>
+          <w:lang w:eastAsia="ru-RU"/>
         </w:rPr>
         <w:drawing>
           <wp:inline distT="0" distB="0" distL="0" distR="0" wp14:anchorId="7F1014AF" wp14:editId="181541FF">
@@ -6843,98 +6434,86 @@
       <w:r>
         <w:t xml:space="preserve">Рисунок </w:t>
       </w:r>
+      <w:fldSimple w:instr=" SEQ Рисунок \* ARABIC ">
+        <w:r>
+          <w:rPr>
+            <w:noProof/>
+          </w:rPr>
+          <w:t>34</w:t>
+        </w:r>
+      </w:fldSimple>
+      <w:r>
+        <w:t xml:space="preserve"> – Блок-диаграмма виртуального прибора</w:t>
+      </w:r>
+      <w:r>
+        <w:t xml:space="preserve"> задания №3</w:t>
+      </w:r>
+      <w:r>
+        <w:t xml:space="preserve"> «Б»</w:t>
+      </w:r>
+    </w:p>
+    <w:p>
+      <w:pPr>
+        <w:pStyle w:val="1"/>
+      </w:pPr>
+      <w:bookmarkStart w:id="23" w:name="_Toc203374865"/>
+      <w:bookmarkStart w:id="24" w:name="_Toc203944166"/>
+      <w:r>
+        <w:t>Результат выполнения программы из пункта «А»</w:t>
+      </w:r>
+      <w:bookmarkEnd w:id="23"/>
+      <w:bookmarkEnd w:id="24"/>
+    </w:p>
+    <w:p>
+      <w:pPr>
+        <w:ind w:firstLine="708"/>
+      </w:pPr>
+      <w:r>
+        <w:t>Виртуальный прибор</w:t>
+      </w:r>
+      <w:r>
+        <w:t xml:space="preserve"> задания №3</w:t>
+      </w:r>
+      <w:r>
+        <w:t xml:space="preserve"> «А» корректно распределил данные из файла по массивам и построил по ним график на</w:t>
+      </w:r>
+      <w:r>
+        <w:t xml:space="preserve"> </w:t>
+      </w:r>
       <w:r>
         <w:fldChar w:fldCharType="begin"/>
       </w:r>
       <w:r>
-        <w:instrText xml:space="preserve"> SEQ Рисунок \* ARABIC </w:instrText>
+        <w:instrText xml:space="preserve"> REF _Ref203069868 \h </w:instrText>
       </w:r>
       <w:r>
         <w:fldChar w:fldCharType="separate"/>
       </w:r>
       <w:r>
+        <w:t xml:space="preserve">Рисунок </w:t>
+      </w:r>
+      <w:r>
         <w:rPr>
           <w:noProof/>
         </w:rPr>
-        <w:t>34</w:t>
-      </w:r>
+        <w:t>35</w:t>
+      </w:r>
+      <w:r>
+        <w:fldChar w:fldCharType="end"/>
+      </w:r>
+      <w:r>
+        <w:t>.</w:t>
+      </w:r>
+    </w:p>
+    <w:p>
+      <w:pPr>
+        <w:keepNext/>
+        <w:jc w:val="center"/>
+      </w:pPr>
       <w:r>
         <w:rPr>
           <w:noProof/>
-        </w:rPr>
-        <w:fldChar w:fldCharType="end"/>
-      </w:r>
-      <w:r>
-        <w:t xml:space="preserve"> – Блок-диаграмма виртуального прибора</w:t>
-      </w:r>
-      <w:r>
-        <w:t xml:space="preserve"> задания №3</w:t>
-      </w:r>
-      <w:r>
-        <w:t xml:space="preserve"> «Б»</w:t>
-      </w:r>
-    </w:p>
-    <w:p>
-      <w:pPr>
-        <w:pStyle w:val="1"/>
-      </w:pPr>
-      <w:bookmarkStart w:id="24" w:name="_Toc203374865"/>
-      <w:bookmarkStart w:id="25" w:name="_Toc203944166"/>
-      <w:r>
-        <w:t>Результат выполнения программы из пункта «А»</w:t>
-      </w:r>
-      <w:bookmarkEnd w:id="24"/>
-      <w:bookmarkEnd w:id="25"/>
-    </w:p>
-    <w:p>
-      <w:pPr>
-        <w:ind w:firstLine="708"/>
-      </w:pPr>
-      <w:r>
-        <w:t>Виртуальный прибор</w:t>
-      </w:r>
-      <w:r>
-        <w:t xml:space="preserve"> задания №3</w:t>
-      </w:r>
-      <w:r>
-        <w:t xml:space="preserve"> «А» корректно распределил данные из файла по массивам и построил по ним график на</w:t>
-      </w:r>
-      <w:r>
-        <w:t xml:space="preserve"> </w:t>
-      </w:r>
-      <w:r>
-        <w:fldChar w:fldCharType="begin"/>
-      </w:r>
-      <w:r>
-        <w:instrText xml:space="preserve"> REF _Ref203069868 \h </w:instrText>
-      </w:r>
-      <w:r>
-        <w:fldChar w:fldCharType="separate"/>
-      </w:r>
-      <w:r>
-        <w:t xml:space="preserve">Рисунок </w:t>
-      </w:r>
-      <w:r>
-        <w:rPr>
-          <w:noProof/>
-        </w:rPr>
-        <w:t>35</w:t>
-      </w:r>
-      <w:r>
-        <w:fldChar w:fldCharType="end"/>
-      </w:r>
-      <w:r>
-        <w:t>.</w:t>
-      </w:r>
-    </w:p>
-    <w:p>
-      <w:pPr>
-        <w:keepNext/>
-        <w:jc w:val="center"/>
-      </w:pPr>
-      <w:r>
-        <w:rPr>
-          <w:noProof/>
+          <w:lang w:eastAsia="ru-RU"/>
         </w:rPr>
         <w:lastRenderedPageBreak/>
         <w:drawing>
@@ -6992,29 +6571,19 @@
         <w:pStyle w:val="ac"/>
         <w:jc w:val="center"/>
       </w:pPr>
-      <w:bookmarkStart w:id="26" w:name="_Ref203069868"/>
+      <w:bookmarkStart w:id="25" w:name="_Ref203069868"/>
       <w:r>
         <w:t xml:space="preserve">Рисунок </w:t>
       </w:r>
-      <w:r>
-        <w:fldChar w:fldCharType="begin"/>
-      </w:r>
-      <w:r>
-        <w:instrText xml:space="preserve"> SEQ Рисунок \* ARABIC </w:instrText>
-      </w:r>
-      <w:r>
-        <w:fldChar w:fldCharType="separate"/>
-      </w:r>
-      <w:r>
-        <w:rPr>
-          <w:noProof/>
-        </w:rPr>
-        <w:t>35</w:t>
-      </w:r>
-      <w:r>
-        <w:fldChar w:fldCharType="end"/>
-      </w:r>
-      <w:bookmarkEnd w:id="26"/>
+      <w:fldSimple w:instr=" SEQ Рисунок \* ARABIC ">
+        <w:r>
+          <w:rPr>
+            <w:noProof/>
+          </w:rPr>
+          <w:t>35</w:t>
+        </w:r>
+      </w:fldSimple>
+      <w:bookmarkEnd w:id="25"/>
       <w:r>
         <w:t xml:space="preserve"> – Результат выполнения алгоритма</w:t>
       </w:r>
@@ -7029,8 +6598,8 @@
       <w:pPr>
         <w:pStyle w:val="1"/>
       </w:pPr>
-      <w:bookmarkStart w:id="27" w:name="_Toc203374866"/>
-      <w:bookmarkStart w:id="28" w:name="_Toc203944167"/>
+      <w:bookmarkStart w:id="26" w:name="_Toc203374866"/>
+      <w:bookmarkStart w:id="27" w:name="_Toc203944167"/>
       <w:r>
         <w:t>Реализация решения</w:t>
       </w:r>
@@ -7048,8 +6617,8 @@
         </w:rPr>
         <w:t>LabView</w:t>
       </w:r>
+      <w:bookmarkEnd w:id="26"/>
       <w:bookmarkEnd w:id="27"/>
-      <w:bookmarkEnd w:id="28"/>
     </w:p>
     <w:p>
       <w:pPr>
@@ -7059,7 +6628,7 @@
       <w:r>
         <w:rPr>
           <w:noProof/>
-          <w:lang w:val="en-US"/>
+          <w:lang w:eastAsia="ru-RU"/>
         </w:rPr>
         <w:drawing>
           <wp:inline distT="0" distB="0" distL="0" distR="0" wp14:anchorId="598EC9AD" wp14:editId="315134B7">
@@ -7119,39 +6688,27 @@
       <w:r>
         <w:t xml:space="preserve">Рисунок </w:t>
       </w:r>
-      <w:r>
-        <w:fldChar w:fldCharType="begin"/>
-      </w:r>
-      <w:r>
-        <w:instrText xml:space="preserve"> SEQ Рисунок \* ARABIC </w:instrText>
-      </w:r>
-      <w:r>
-        <w:fldChar w:fldCharType="separate"/>
-      </w:r>
+      <w:fldSimple w:instr=" SEQ Рисунок \* ARABIC ">
+        <w:r>
+          <w:rPr>
+            <w:noProof/>
+          </w:rPr>
+          <w:t>36</w:t>
+        </w:r>
+      </w:fldSimple>
+      <w:r>
+        <w:t xml:space="preserve"> – Интерфейс виртуального прибора «Б» в исходном состоянии</w:t>
+      </w:r>
+    </w:p>
+    <w:p>
+      <w:pPr>
+        <w:keepNext/>
+        <w:jc w:val="center"/>
+      </w:pPr>
       <w:r>
         <w:rPr>
           <w:noProof/>
-        </w:rPr>
-        <w:t>36</w:t>
-      </w:r>
-      <w:r>
-        <w:rPr>
-          <w:noProof/>
-        </w:rPr>
-        <w:fldChar w:fldCharType="end"/>
-      </w:r>
-      <w:r>
-        <w:t xml:space="preserve"> – Интерфейс виртуального прибора «Б» в исходном состоянии</w:t>
-      </w:r>
-    </w:p>
-    <w:p>
-      <w:pPr>
-        <w:keepNext/>
-        <w:jc w:val="center"/>
-      </w:pPr>
-      <w:r>
-        <w:rPr>
-          <w:noProof/>
+          <w:lang w:eastAsia="ru-RU"/>
         </w:rPr>
         <w:lastRenderedPageBreak/>
         <w:drawing>
@@ -7212,27 +6769,14 @@
       <w:r>
         <w:t xml:space="preserve">Рисунок </w:t>
       </w:r>
-      <w:r>
-        <w:fldChar w:fldCharType="begin"/>
-      </w:r>
-      <w:r>
-        <w:instrText xml:space="preserve"> SEQ Рисунок \* ARABIC </w:instrText>
-      </w:r>
-      <w:r>
-        <w:fldChar w:fldCharType="separate"/>
-      </w:r>
-      <w:r>
-        <w:rPr>
-          <w:noProof/>
-        </w:rPr>
-        <w:t>37</w:t>
-      </w:r>
-      <w:r>
-        <w:rPr>
-          <w:noProof/>
-        </w:rPr>
-        <w:fldChar w:fldCharType="end"/>
-      </w:r>
+      <w:fldSimple w:instr=" SEQ Рисунок \* ARABIC ">
+        <w:r>
+          <w:rPr>
+            <w:noProof/>
+          </w:rPr>
+          <w:t>37</w:t>
+        </w:r>
+      </w:fldSimple>
       <w:r>
         <w:t xml:space="preserve"> – Блок-диаграмма виртуального прибора «Б»</w:t>
       </w:r>
@@ -7241,13 +6785,13 @@
       <w:pPr>
         <w:pStyle w:val="1"/>
       </w:pPr>
-      <w:bookmarkStart w:id="29" w:name="_Toc203374867"/>
-      <w:bookmarkStart w:id="30" w:name="_Toc203944168"/>
+      <w:bookmarkStart w:id="28" w:name="_Toc203374867"/>
+      <w:bookmarkStart w:id="29" w:name="_Toc203944168"/>
       <w:r>
         <w:t>Результат выполнения программы из пункта «Б»</w:t>
       </w:r>
+      <w:bookmarkEnd w:id="28"/>
       <w:bookmarkEnd w:id="29"/>
-      <w:bookmarkEnd w:id="30"/>
     </w:p>
     <w:p>
       <w:pPr>
@@ -7265,7 +6809,15 @@
         <w:t>Save</w:t>
       </w:r>
       <w:r>
-        <w:t>» создается файл «</w:t>
+        <w:t xml:space="preserve">» </w:t>
+      </w:r>
+      <w:proofErr w:type="spellStart"/>
+      <w:r>
+        <w:t>создается</w:t>
+      </w:r>
+      <w:proofErr w:type="spellEnd"/>
+      <w:r>
+        <w:t xml:space="preserve"> файл «</w:t>
       </w:r>
       <w:proofErr w:type="spellStart"/>
       <w:r>
@@ -7304,6 +6856,7 @@
       <w:r>
         <w:rPr>
           <w:noProof/>
+          <w:lang w:eastAsia="ru-RU"/>
         </w:rPr>
         <w:drawing>
           <wp:inline distT="0" distB="0" distL="0" distR="0" wp14:anchorId="6E4CB7A6" wp14:editId="706D6676">
@@ -7363,27 +6916,14 @@
       <w:r>
         <w:t xml:space="preserve">Рисунок </w:t>
       </w:r>
-      <w:r>
-        <w:fldChar w:fldCharType="begin"/>
-      </w:r>
-      <w:r>
-        <w:instrText xml:space="preserve"> SEQ Рисунок \* ARABIC </w:instrText>
-      </w:r>
-      <w:r>
-        <w:fldChar w:fldCharType="separate"/>
-      </w:r>
-      <w:r>
-        <w:rPr>
-          <w:noProof/>
-        </w:rPr>
-        <w:t>38</w:t>
-      </w:r>
-      <w:r>
-        <w:rPr>
-          <w:noProof/>
-        </w:rPr>
-        <w:fldChar w:fldCharType="end"/>
-      </w:r>
+      <w:fldSimple w:instr=" SEQ Рисунок \* ARABIC ">
+        <w:r>
+          <w:rPr>
+            <w:noProof/>
+          </w:rPr>
+          <w:t>38</w:t>
+        </w:r>
+      </w:fldSimple>
       <w:r>
         <w:t xml:space="preserve"> – Файл «</w:t>
       </w:r>
@@ -7443,6 +6983,7 @@
       <w:r>
         <w:rPr>
           <w:noProof/>
+          <w:lang w:eastAsia="ru-RU"/>
         </w:rPr>
         <w:lastRenderedPageBreak/>
         <w:drawing>
@@ -7504,29 +7045,19 @@
           <w:iCs w:val="0"/>
         </w:rPr>
       </w:pPr>
-      <w:bookmarkStart w:id="31" w:name="_Ref203388411"/>
+      <w:bookmarkStart w:id="30" w:name="_Ref203388411"/>
       <w:r>
         <w:t xml:space="preserve">Рисунок </w:t>
       </w:r>
-      <w:r>
-        <w:fldChar w:fldCharType="begin"/>
-      </w:r>
-      <w:r>
-        <w:instrText xml:space="preserve"> SEQ Рисунок \* ARABIC </w:instrText>
-      </w:r>
-      <w:r>
-        <w:fldChar w:fldCharType="separate"/>
-      </w:r>
-      <w:r>
-        <w:rPr>
-          <w:noProof/>
-        </w:rPr>
-        <w:t>39</w:t>
-      </w:r>
-      <w:r>
-        <w:fldChar w:fldCharType="end"/>
-      </w:r>
-      <w:bookmarkEnd w:id="31"/>
+      <w:fldSimple w:instr=" SEQ Рисунок \* ARABIC ">
+        <w:r>
+          <w:rPr>
+            <w:noProof/>
+          </w:rPr>
+          <w:t>39</w:t>
+        </w:r>
+      </w:fldSimple>
+      <w:bookmarkEnd w:id="30"/>
       <w:r>
         <w:t xml:space="preserve"> – График пункта «Б» в </w:t>
       </w:r>
@@ -7589,7 +7120,7 @@
       <w:pPr>
         <w:pStyle w:val="1"/>
       </w:pPr>
-      <w:bookmarkStart w:id="32" w:name="_Toc203944169"/>
+      <w:bookmarkStart w:id="31" w:name="_Toc203944169"/>
       <w:r>
         <w:lastRenderedPageBreak/>
         <w:t>Блок-схемы</w:t>
@@ -7600,7 +7131,7 @@
       <w:r>
         <w:t xml:space="preserve"> задания №4</w:t>
       </w:r>
-      <w:bookmarkEnd w:id="32"/>
+      <w:bookmarkEnd w:id="31"/>
     </w:p>
     <w:p>
       <w:pPr>
@@ -7610,6 +7141,7 @@
       <w:r>
         <w:rPr>
           <w:noProof/>
+          <w:lang w:eastAsia="ru-RU"/>
         </w:rPr>
         <w:drawing>
           <wp:inline distT="0" distB="0" distL="0" distR="0" wp14:anchorId="54388F5F" wp14:editId="18E117F7">
@@ -7656,27 +7188,14 @@
       <w:r>
         <w:t xml:space="preserve">Рисунок </w:t>
       </w:r>
-      <w:r>
-        <w:fldChar w:fldCharType="begin"/>
-      </w:r>
-      <w:r>
-        <w:instrText xml:space="preserve"> SEQ Рисунок \* ARABIC </w:instrText>
-      </w:r>
-      <w:r>
-        <w:fldChar w:fldCharType="separate"/>
-      </w:r>
-      <w:r>
-        <w:rPr>
-          <w:noProof/>
-        </w:rPr>
-        <w:t>40</w:t>
-      </w:r>
-      <w:r>
-        <w:rPr>
-          <w:noProof/>
-        </w:rPr>
-        <w:fldChar w:fldCharType="end"/>
-      </w:r>
+      <w:fldSimple w:instr=" SEQ Рисунок \* ARABIC ">
+        <w:r>
+          <w:rPr>
+            <w:noProof/>
+          </w:rPr>
+          <w:t>40</w:t>
+        </w:r>
+      </w:fldSimple>
       <w:r>
         <w:t xml:space="preserve"> – Блок-схема алгоритма светофора</w:t>
       </w:r>
@@ -7688,7 +7207,7 @@
           <w:i/>
         </w:rPr>
       </w:pPr>
-      <w:bookmarkStart w:id="33" w:name="_Toc203944170"/>
+      <w:bookmarkStart w:id="32" w:name="_Toc203944170"/>
       <w:r>
         <w:t>Реализация решения</w:t>
       </w:r>
@@ -7705,7 +7224,7 @@
         </w:rPr>
         <w:t>LabView</w:t>
       </w:r>
-      <w:bookmarkEnd w:id="33"/>
+      <w:bookmarkEnd w:id="32"/>
     </w:p>
     <w:p>
       <w:pPr>
@@ -7726,6 +7245,7 @@
       <w:r>
         <w:rPr>
           <w:noProof/>
+          <w:lang w:eastAsia="ru-RU"/>
         </w:rPr>
         <w:lastRenderedPageBreak/>
         <w:drawing>
@@ -7786,39 +7306,27 @@
       <w:r>
         <w:t xml:space="preserve">Рисунок </w:t>
       </w:r>
-      <w:r>
-        <w:fldChar w:fldCharType="begin"/>
-      </w:r>
-      <w:r>
-        <w:instrText xml:space="preserve"> SEQ Рисунок \* ARABIC </w:instrText>
-      </w:r>
-      <w:r>
-        <w:fldChar w:fldCharType="separate"/>
-      </w:r>
+      <w:fldSimple w:instr=" SEQ Рисунок \* ARABIC ">
+        <w:r>
+          <w:rPr>
+            <w:noProof/>
+          </w:rPr>
+          <w:t>41</w:t>
+        </w:r>
+      </w:fldSimple>
+      <w:r>
+        <w:t xml:space="preserve"> – Визуализация работы трамвайного светофора</w:t>
+      </w:r>
+    </w:p>
+    <w:p>
+      <w:pPr>
+        <w:keepNext/>
+        <w:jc w:val="center"/>
+      </w:pPr>
       <w:r>
         <w:rPr>
           <w:noProof/>
-        </w:rPr>
-        <w:t>41</w:t>
-      </w:r>
-      <w:r>
-        <w:rPr>
-          <w:noProof/>
-        </w:rPr>
-        <w:fldChar w:fldCharType="end"/>
-      </w:r>
-      <w:r>
-        <w:t xml:space="preserve"> – Визуализация работы трамвайного светофора</w:t>
-      </w:r>
-    </w:p>
-    <w:p>
-      <w:pPr>
-        <w:keepNext/>
-        <w:jc w:val="center"/>
-      </w:pPr>
-      <w:r>
-        <w:rPr>
-          <w:noProof/>
+          <w:lang w:eastAsia="ru-RU"/>
         </w:rPr>
         <w:drawing>
           <wp:inline distT="0" distB="0" distL="0" distR="0" wp14:anchorId="6800E15D" wp14:editId="04D2AC3E">
@@ -7865,39 +7373,27 @@
       <w:r>
         <w:t xml:space="preserve">Рисунок </w:t>
       </w:r>
-      <w:r>
-        <w:fldChar w:fldCharType="begin"/>
-      </w:r>
-      <w:r>
-        <w:instrText xml:space="preserve"> SEQ Рисунок \* ARABIC </w:instrText>
-      </w:r>
-      <w:r>
-        <w:fldChar w:fldCharType="separate"/>
-      </w:r>
+      <w:fldSimple w:instr=" SEQ Рисунок \* ARABIC ">
+        <w:r>
+          <w:rPr>
+            <w:noProof/>
+          </w:rPr>
+          <w:t>42</w:t>
+        </w:r>
+      </w:fldSimple>
+      <w:r>
+        <w:t xml:space="preserve"> – Интерфейс виртуального прибора в исходном состоянии</w:t>
+      </w:r>
+    </w:p>
+    <w:p>
+      <w:pPr>
+        <w:keepNext/>
+        <w:jc w:val="center"/>
+      </w:pPr>
       <w:r>
         <w:rPr>
           <w:noProof/>
-        </w:rPr>
-        <w:t>42</w:t>
-      </w:r>
-      <w:r>
-        <w:rPr>
-          <w:noProof/>
-        </w:rPr>
-        <w:fldChar w:fldCharType="end"/>
-      </w:r>
-      <w:r>
-        <w:t xml:space="preserve"> – Интерфейс виртуального прибора в исходном состоянии</w:t>
-      </w:r>
-    </w:p>
-    <w:p>
-      <w:pPr>
-        <w:keepNext/>
-        <w:jc w:val="center"/>
-      </w:pPr>
-      <w:r>
-        <w:rPr>
-          <w:noProof/>
+          <w:lang w:eastAsia="ru-RU"/>
         </w:rPr>
         <w:drawing>
           <wp:inline distT="0" distB="0" distL="0" distR="0" wp14:anchorId="33639CF4" wp14:editId="0F88FA03">
@@ -7944,39 +7440,27 @@
       <w:r>
         <w:t xml:space="preserve">Рисунок </w:t>
       </w:r>
-      <w:r>
-        <w:fldChar w:fldCharType="begin"/>
-      </w:r>
-      <w:r>
-        <w:instrText xml:space="preserve"> SEQ Рисунок \* ARABIC </w:instrText>
-      </w:r>
-      <w:r>
-        <w:fldChar w:fldCharType="separate"/>
-      </w:r>
+      <w:fldSimple w:instr=" SEQ Рисунок \* ARABIC ">
+        <w:r>
+          <w:rPr>
+            <w:noProof/>
+          </w:rPr>
+          <w:t>43</w:t>
+        </w:r>
+      </w:fldSimple>
+      <w:r>
+        <w:t xml:space="preserve"> – Блок-диаграмма трамвайного светофора в отключенном состоянии</w:t>
+      </w:r>
+    </w:p>
+    <w:p>
+      <w:pPr>
+        <w:keepNext/>
+        <w:jc w:val="center"/>
+      </w:pPr>
       <w:r>
         <w:rPr>
           <w:noProof/>
-        </w:rPr>
-        <w:t>43</w:t>
-      </w:r>
-      <w:r>
-        <w:rPr>
-          <w:noProof/>
-        </w:rPr>
-        <w:fldChar w:fldCharType="end"/>
-      </w:r>
-      <w:r>
-        <w:t xml:space="preserve"> – Блок-диаграмма трамвайного светофора в отключенном состоянии</w:t>
-      </w:r>
-    </w:p>
-    <w:p>
-      <w:pPr>
-        <w:keepNext/>
-        <w:jc w:val="center"/>
-      </w:pPr>
-      <w:r>
-        <w:rPr>
-          <w:noProof/>
+          <w:lang w:eastAsia="ru-RU"/>
         </w:rPr>
         <w:lastRenderedPageBreak/>
         <w:drawing>
@@ -8024,39 +7508,27 @@
       <w:r>
         <w:t xml:space="preserve">Рисунок </w:t>
       </w:r>
-      <w:r>
-        <w:fldChar w:fldCharType="begin"/>
-      </w:r>
-      <w:r>
-        <w:instrText xml:space="preserve"> SEQ Рисунок \* ARABIC </w:instrText>
-      </w:r>
-      <w:r>
-        <w:fldChar w:fldCharType="separate"/>
-      </w:r>
+      <w:fldSimple w:instr=" SEQ Рисунок \* ARABIC ">
+        <w:r>
+          <w:rPr>
+            <w:noProof/>
+          </w:rPr>
+          <w:t>44</w:t>
+        </w:r>
+      </w:fldSimple>
+      <w:r>
+        <w:t xml:space="preserve"> – Блок-диаграмма трамвайного светофора сцена №0</w:t>
+      </w:r>
+    </w:p>
+    <w:p>
+      <w:pPr>
+        <w:keepNext/>
+        <w:jc w:val="center"/>
+      </w:pPr>
       <w:r>
         <w:rPr>
           <w:noProof/>
-        </w:rPr>
-        <w:t>44</w:t>
-      </w:r>
-      <w:r>
-        <w:rPr>
-          <w:noProof/>
-        </w:rPr>
-        <w:fldChar w:fldCharType="end"/>
-      </w:r>
-      <w:r>
-        <w:t xml:space="preserve"> – Блок-диаграмма трамвайного светофора сцена №0</w:t>
-      </w:r>
-    </w:p>
-    <w:p>
-      <w:pPr>
-        <w:keepNext/>
-        <w:jc w:val="center"/>
-      </w:pPr>
-      <w:r>
-        <w:rPr>
-          <w:noProof/>
+          <w:lang w:eastAsia="ru-RU"/>
         </w:rPr>
         <w:drawing>
           <wp:inline distT="0" distB="0" distL="0" distR="0" wp14:anchorId="5BBAE655" wp14:editId="2C232671">
@@ -8103,39 +7575,27 @@
       <w:r>
         <w:t xml:space="preserve">Рисунок </w:t>
       </w:r>
-      <w:r>
-        <w:fldChar w:fldCharType="begin"/>
-      </w:r>
-      <w:r>
-        <w:instrText xml:space="preserve"> SEQ Рисунок \* ARABIC </w:instrText>
-      </w:r>
-      <w:r>
-        <w:fldChar w:fldCharType="separate"/>
-      </w:r>
+      <w:fldSimple w:instr=" SEQ Рисунок \* ARABIC ">
+        <w:r>
+          <w:rPr>
+            <w:noProof/>
+          </w:rPr>
+          <w:t>45</w:t>
+        </w:r>
+      </w:fldSimple>
+      <w:r>
+        <w:t xml:space="preserve"> – Блок-диаграмма трамвайного светофора сцена №1</w:t>
+      </w:r>
+    </w:p>
+    <w:p>
+      <w:pPr>
+        <w:keepNext/>
+        <w:jc w:val="center"/>
+      </w:pPr>
       <w:r>
         <w:rPr>
           <w:noProof/>
-        </w:rPr>
-        <w:t>45</w:t>
-      </w:r>
-      <w:r>
-        <w:rPr>
-          <w:noProof/>
-        </w:rPr>
-        <w:fldChar w:fldCharType="end"/>
-      </w:r>
-      <w:r>
-        <w:t xml:space="preserve"> – Блок-диаграмма трамвайного светофора сцена №1</w:t>
-      </w:r>
-    </w:p>
-    <w:p>
-      <w:pPr>
-        <w:keepNext/>
-        <w:jc w:val="center"/>
-      </w:pPr>
-      <w:r>
-        <w:rPr>
-          <w:noProof/>
+          <w:lang w:eastAsia="ru-RU"/>
         </w:rPr>
         <w:drawing>
           <wp:inline distT="0" distB="0" distL="0" distR="0" wp14:anchorId="0D1A9792" wp14:editId="5035610E">
@@ -8182,39 +7642,27 @@
       <w:r>
         <w:t xml:space="preserve">Рисунок </w:t>
       </w:r>
-      <w:r>
-        <w:fldChar w:fldCharType="begin"/>
-      </w:r>
-      <w:r>
-        <w:instrText xml:space="preserve"> SEQ Рисунок \* ARABIC </w:instrText>
-      </w:r>
-      <w:r>
-        <w:fldChar w:fldCharType="separate"/>
-      </w:r>
+      <w:fldSimple w:instr=" SEQ Рисунок \* ARABIC ">
+        <w:r>
+          <w:rPr>
+            <w:noProof/>
+          </w:rPr>
+          <w:t>46</w:t>
+        </w:r>
+      </w:fldSimple>
+      <w:r>
+        <w:t xml:space="preserve"> – Блок-диаграмма трамвайного светофора сцена №2</w:t>
+      </w:r>
+    </w:p>
+    <w:p>
+      <w:pPr>
+        <w:keepNext/>
+        <w:jc w:val="center"/>
+      </w:pPr>
       <w:r>
         <w:rPr>
           <w:noProof/>
-        </w:rPr>
-        <w:t>46</w:t>
-      </w:r>
-      <w:r>
-        <w:rPr>
-          <w:noProof/>
-        </w:rPr>
-        <w:fldChar w:fldCharType="end"/>
-      </w:r>
-      <w:r>
-        <w:t xml:space="preserve"> – Блок-диаграмма трамвайного светофора сцена №2</w:t>
-      </w:r>
-    </w:p>
-    <w:p>
-      <w:pPr>
-        <w:keepNext/>
-        <w:jc w:val="center"/>
-      </w:pPr>
-      <w:r>
-        <w:rPr>
-          <w:noProof/>
+          <w:lang w:eastAsia="ru-RU"/>
         </w:rPr>
         <w:lastRenderedPageBreak/>
         <w:drawing>
@@ -8262,39 +7710,27 @@
       <w:r>
         <w:t xml:space="preserve">Рисунок </w:t>
       </w:r>
-      <w:r>
-        <w:fldChar w:fldCharType="begin"/>
-      </w:r>
-      <w:r>
-        <w:instrText xml:space="preserve"> SEQ Рисунок \* ARABIC </w:instrText>
-      </w:r>
-      <w:r>
-        <w:fldChar w:fldCharType="separate"/>
-      </w:r>
+      <w:fldSimple w:instr=" SEQ Рисунок \* ARABIC ">
+        <w:r>
+          <w:rPr>
+            <w:noProof/>
+          </w:rPr>
+          <w:t>47</w:t>
+        </w:r>
+      </w:fldSimple>
+      <w:r>
+        <w:t xml:space="preserve"> – Блок-диаграмма трамвайного светофора сцена №3</w:t>
+      </w:r>
+    </w:p>
+    <w:p>
+      <w:pPr>
+        <w:keepNext/>
+        <w:jc w:val="center"/>
+      </w:pPr>
       <w:r>
         <w:rPr>
           <w:noProof/>
-        </w:rPr>
-        <w:t>47</w:t>
-      </w:r>
-      <w:r>
-        <w:rPr>
-          <w:noProof/>
-        </w:rPr>
-        <w:fldChar w:fldCharType="end"/>
-      </w:r>
-      <w:r>
-        <w:t xml:space="preserve"> – Блок-диаграмма трамвайного светофора сцена №3</w:t>
-      </w:r>
-    </w:p>
-    <w:p>
-      <w:pPr>
-        <w:keepNext/>
-        <w:jc w:val="center"/>
-      </w:pPr>
-      <w:r>
-        <w:rPr>
-          <w:noProof/>
+          <w:lang w:eastAsia="ru-RU"/>
         </w:rPr>
         <w:drawing>
           <wp:inline distT="0" distB="0" distL="0" distR="0" wp14:anchorId="5F579F0F" wp14:editId="3F7DF7F0">
@@ -8341,39 +7777,27 @@
       <w:r>
         <w:t xml:space="preserve">Рисунок </w:t>
       </w:r>
-      <w:r>
-        <w:fldChar w:fldCharType="begin"/>
-      </w:r>
-      <w:r>
-        <w:instrText xml:space="preserve"> SEQ Рисунок \* ARABIC </w:instrText>
-      </w:r>
-      <w:r>
-        <w:fldChar w:fldCharType="separate"/>
-      </w:r>
+      <w:fldSimple w:instr=" SEQ Рисунок \* ARABIC ">
+        <w:r>
+          <w:rPr>
+            <w:noProof/>
+          </w:rPr>
+          <w:t>48</w:t>
+        </w:r>
+      </w:fldSimple>
+      <w:r>
+        <w:t xml:space="preserve"> – Блок-диаграмма трамвайного светофора сцена №4</w:t>
+      </w:r>
+    </w:p>
+    <w:p>
+      <w:pPr>
+        <w:keepNext/>
+        <w:jc w:val="center"/>
+      </w:pPr>
       <w:r>
         <w:rPr>
           <w:noProof/>
-        </w:rPr>
-        <w:t>48</w:t>
-      </w:r>
-      <w:r>
-        <w:rPr>
-          <w:noProof/>
-        </w:rPr>
-        <w:fldChar w:fldCharType="end"/>
-      </w:r>
-      <w:r>
-        <w:t xml:space="preserve"> – Блок-диаграмма трамвайного светофора сцена №4</w:t>
-      </w:r>
-    </w:p>
-    <w:p>
-      <w:pPr>
-        <w:keepNext/>
-        <w:jc w:val="center"/>
-      </w:pPr>
-      <w:r>
-        <w:rPr>
-          <w:noProof/>
+          <w:lang w:eastAsia="ru-RU"/>
         </w:rPr>
         <w:drawing>
           <wp:inline distT="0" distB="0" distL="0" distR="0" wp14:anchorId="4DF7E880" wp14:editId="3A9F5BA7">
@@ -8420,39 +7844,27 @@
       <w:r>
         <w:t xml:space="preserve">Рисунок </w:t>
       </w:r>
-      <w:r>
-        <w:fldChar w:fldCharType="begin"/>
-      </w:r>
-      <w:r>
-        <w:instrText xml:space="preserve"> SEQ Рисунок \* ARABIC </w:instrText>
-      </w:r>
-      <w:r>
-        <w:fldChar w:fldCharType="separate"/>
-      </w:r>
+      <w:fldSimple w:instr=" SEQ Рисунок \* ARABIC ">
+        <w:r>
+          <w:rPr>
+            <w:noProof/>
+          </w:rPr>
+          <w:t>49</w:t>
+        </w:r>
+      </w:fldSimple>
+      <w:r>
+        <w:t xml:space="preserve"> – Блок-диаграмма трамвайного светофора сцена №5</w:t>
+      </w:r>
+    </w:p>
+    <w:p>
+      <w:pPr>
+        <w:keepNext/>
+        <w:jc w:val="center"/>
+      </w:pPr>
       <w:r>
         <w:rPr>
           <w:noProof/>
-        </w:rPr>
-        <w:t>49</w:t>
-      </w:r>
-      <w:r>
-        <w:rPr>
-          <w:noProof/>
-        </w:rPr>
-        <w:fldChar w:fldCharType="end"/>
-      </w:r>
-      <w:r>
-        <w:t xml:space="preserve"> – Блок-диаграмма трамвайного светофора сцена №5</w:t>
-      </w:r>
-    </w:p>
-    <w:p>
-      <w:pPr>
-        <w:keepNext/>
-        <w:jc w:val="center"/>
-      </w:pPr>
-      <w:r>
-        <w:rPr>
-          <w:noProof/>
+          <w:lang w:eastAsia="ru-RU"/>
         </w:rPr>
         <w:lastRenderedPageBreak/>
         <w:drawing>
@@ -8500,39 +7912,27 @@
       <w:r>
         <w:t xml:space="preserve">Рисунок </w:t>
       </w:r>
-      <w:r>
-        <w:fldChar w:fldCharType="begin"/>
-      </w:r>
-      <w:r>
-        <w:instrText xml:space="preserve"> SEQ Рисунок \* ARABIC </w:instrText>
-      </w:r>
-      <w:r>
-        <w:fldChar w:fldCharType="separate"/>
-      </w:r>
+      <w:fldSimple w:instr=" SEQ Рисунок \* ARABIC ">
+        <w:r>
+          <w:rPr>
+            <w:noProof/>
+          </w:rPr>
+          <w:t>50</w:t>
+        </w:r>
+      </w:fldSimple>
+      <w:r>
+        <w:t xml:space="preserve"> – Блок-диаграмма трамвайного светофора сцена №6</w:t>
+      </w:r>
+    </w:p>
+    <w:p>
+      <w:pPr>
+        <w:keepNext/>
+        <w:jc w:val="center"/>
+      </w:pPr>
       <w:r>
         <w:rPr>
           <w:noProof/>
-        </w:rPr>
-        <w:t>50</w:t>
-      </w:r>
-      <w:r>
-        <w:rPr>
-          <w:noProof/>
-        </w:rPr>
-        <w:fldChar w:fldCharType="end"/>
-      </w:r>
-      <w:r>
-        <w:t xml:space="preserve"> – Блок-диаграмма трамвайного светофора сцена №6</w:t>
-      </w:r>
-    </w:p>
-    <w:p>
-      <w:pPr>
-        <w:keepNext/>
-        <w:jc w:val="center"/>
-      </w:pPr>
-      <w:r>
-        <w:rPr>
-          <w:noProof/>
+          <w:lang w:eastAsia="ru-RU"/>
         </w:rPr>
         <w:drawing>
           <wp:inline distT="0" distB="0" distL="0" distR="0" wp14:anchorId="6F90B788" wp14:editId="1DDDD5B8">
@@ -8579,52 +7979,40 @@
       <w:r>
         <w:t xml:space="preserve">Рисунок </w:t>
       </w:r>
-      <w:r>
-        <w:fldChar w:fldCharType="begin"/>
-      </w:r>
-      <w:r>
-        <w:instrText xml:space="preserve"> SEQ Рисунок \* ARABIC </w:instrText>
-      </w:r>
-      <w:r>
-        <w:fldChar w:fldCharType="separate"/>
-      </w:r>
+      <w:fldSimple w:instr=" SEQ Рисунок \* ARABIC ">
+        <w:r>
+          <w:rPr>
+            <w:noProof/>
+          </w:rPr>
+          <w:t>51</w:t>
+        </w:r>
+      </w:fldSimple>
+      <w:r>
+        <w:t xml:space="preserve"> – Блок-диаграмма трамвайного светофора сцена №7</w:t>
+      </w:r>
+    </w:p>
+    <w:p>
+      <w:pPr>
+        <w:pStyle w:val="1"/>
+      </w:pPr>
+      <w:bookmarkStart w:id="33" w:name="_Toc203944171"/>
+      <w:r>
+        <w:t>Результат выполнения программы</w:t>
+      </w:r>
+      <w:r>
+        <w:t xml:space="preserve"> задания №4</w:t>
+      </w:r>
+      <w:bookmarkEnd w:id="33"/>
+    </w:p>
+    <w:p>
+      <w:pPr>
+        <w:keepNext/>
+        <w:jc w:val="center"/>
+      </w:pPr>
       <w:r>
         <w:rPr>
           <w:noProof/>
-        </w:rPr>
-        <w:t>51</w:t>
-      </w:r>
-      <w:r>
-        <w:rPr>
-          <w:noProof/>
-        </w:rPr>
-        <w:fldChar w:fldCharType="end"/>
-      </w:r>
-      <w:r>
-        <w:t xml:space="preserve"> – Блок-диаграмма трамвайного светофора сцена №7</w:t>
-      </w:r>
-    </w:p>
-    <w:p>
-      <w:pPr>
-        <w:pStyle w:val="1"/>
-      </w:pPr>
-      <w:bookmarkStart w:id="34" w:name="_Toc203944171"/>
-      <w:r>
-        <w:t>Результат выполнения программы</w:t>
-      </w:r>
-      <w:r>
-        <w:t xml:space="preserve"> задания №4</w:t>
-      </w:r>
-      <w:bookmarkEnd w:id="34"/>
-    </w:p>
-    <w:p>
-      <w:pPr>
-        <w:keepNext/>
-        <w:jc w:val="center"/>
-      </w:pPr>
-      <w:r>
-        <w:rPr>
-          <w:noProof/>
+          <w:lang w:eastAsia="ru-RU"/>
         </w:rPr>
         <w:drawing>
           <wp:inline distT="0" distB="0" distL="0" distR="0" wp14:anchorId="345DCB4F" wp14:editId="0D4D55C4">
@@ -8671,39 +8059,27 @@
       <w:r>
         <w:t xml:space="preserve">Рисунок </w:t>
       </w:r>
-      <w:r>
-        <w:fldChar w:fldCharType="begin"/>
-      </w:r>
-      <w:r>
-        <w:instrText xml:space="preserve"> SEQ Рисунок \* ARABIC </w:instrText>
-      </w:r>
-      <w:r>
-        <w:fldChar w:fldCharType="separate"/>
-      </w:r>
+      <w:fldSimple w:instr=" SEQ Рисунок \* ARABIC ">
+        <w:r>
+          <w:rPr>
+            <w:noProof/>
+          </w:rPr>
+          <w:t>52</w:t>
+        </w:r>
+      </w:fldSimple>
+      <w:r>
+        <w:t xml:space="preserve"> – Отображение трамвайного светофора в отключенном состоянии</w:t>
+      </w:r>
+    </w:p>
+    <w:p>
+      <w:pPr>
+        <w:keepNext/>
+        <w:jc w:val="center"/>
+      </w:pPr>
       <w:r>
         <w:rPr>
           <w:noProof/>
-        </w:rPr>
-        <w:t>52</w:t>
-      </w:r>
-      <w:r>
-        <w:rPr>
-          <w:noProof/>
-        </w:rPr>
-        <w:fldChar w:fldCharType="end"/>
-      </w:r>
-      <w:r>
-        <w:t xml:space="preserve"> – Отображение трамвайного светофора в отключенном состоянии</w:t>
-      </w:r>
-    </w:p>
-    <w:p>
-      <w:pPr>
-        <w:keepNext/>
-        <w:jc w:val="center"/>
-      </w:pPr>
-      <w:r>
-        <w:rPr>
-          <w:noProof/>
+          <w:lang w:eastAsia="ru-RU"/>
         </w:rPr>
         <w:lastRenderedPageBreak/>
         <w:drawing>
@@ -8751,39 +8127,27 @@
       <w:r>
         <w:t xml:space="preserve">Рисунок </w:t>
       </w:r>
-      <w:r>
-        <w:fldChar w:fldCharType="begin"/>
-      </w:r>
-      <w:r>
-        <w:instrText xml:space="preserve"> SEQ Рисунок \* ARABIC </w:instrText>
-      </w:r>
-      <w:r>
-        <w:fldChar w:fldCharType="separate"/>
-      </w:r>
+      <w:fldSimple w:instr=" SEQ Рисунок \* ARABIC ">
+        <w:r>
+          <w:rPr>
+            <w:noProof/>
+          </w:rPr>
+          <w:t>53</w:t>
+        </w:r>
+      </w:fldSimple>
+      <w:r>
+        <w:t xml:space="preserve"> – Отображение трамвайного светофора в первом состоянии</w:t>
+      </w:r>
+    </w:p>
+    <w:p>
+      <w:pPr>
+        <w:keepNext/>
+        <w:jc w:val="center"/>
+      </w:pPr>
       <w:r>
         <w:rPr>
           <w:noProof/>
-        </w:rPr>
-        <w:t>53</w:t>
-      </w:r>
-      <w:r>
-        <w:rPr>
-          <w:noProof/>
-        </w:rPr>
-        <w:fldChar w:fldCharType="end"/>
-      </w:r>
-      <w:r>
-        <w:t xml:space="preserve"> – Отображение трамвайного светофора в первом состоянии</w:t>
-      </w:r>
-    </w:p>
-    <w:p>
-      <w:pPr>
-        <w:keepNext/>
-        <w:jc w:val="center"/>
-      </w:pPr>
-      <w:r>
-        <w:rPr>
-          <w:noProof/>
+          <w:lang w:eastAsia="ru-RU"/>
         </w:rPr>
         <w:drawing>
           <wp:inline distT="0" distB="0" distL="0" distR="0" wp14:anchorId="2761B942" wp14:editId="6B0CDC43">
@@ -8830,39 +8194,27 @@
       <w:r>
         <w:t xml:space="preserve">Рисунок </w:t>
       </w:r>
-      <w:r>
-        <w:fldChar w:fldCharType="begin"/>
-      </w:r>
-      <w:r>
-        <w:instrText xml:space="preserve"> SEQ Рисунок \* ARABIC </w:instrText>
-      </w:r>
-      <w:r>
-        <w:fldChar w:fldCharType="separate"/>
-      </w:r>
+      <w:fldSimple w:instr=" SEQ Рисунок \* ARABIC ">
+        <w:r>
+          <w:rPr>
+            <w:noProof/>
+          </w:rPr>
+          <w:t>54</w:t>
+        </w:r>
+      </w:fldSimple>
+      <w:r>
+        <w:t xml:space="preserve"> – Отображение трамвайного светофора во втором состоянии</w:t>
+      </w:r>
+    </w:p>
+    <w:p>
+      <w:pPr>
+        <w:keepNext/>
+        <w:jc w:val="center"/>
+      </w:pPr>
       <w:r>
         <w:rPr>
           <w:noProof/>
-        </w:rPr>
-        <w:t>54</w:t>
-      </w:r>
-      <w:r>
-        <w:rPr>
-          <w:noProof/>
-        </w:rPr>
-        <w:fldChar w:fldCharType="end"/>
-      </w:r>
-      <w:r>
-        <w:t xml:space="preserve"> – Отображение трамвайного светофора во втором состоянии</w:t>
-      </w:r>
-    </w:p>
-    <w:p>
-      <w:pPr>
-        <w:keepNext/>
-        <w:jc w:val="center"/>
-      </w:pPr>
-      <w:r>
-        <w:rPr>
-          <w:noProof/>
+          <w:lang w:eastAsia="ru-RU"/>
         </w:rPr>
         <w:drawing>
           <wp:inline distT="0" distB="0" distL="0" distR="0" wp14:anchorId="3F936A65" wp14:editId="15657CA9">
@@ -8909,39 +8261,27 @@
       <w:r>
         <w:t xml:space="preserve">Рисунок </w:t>
       </w:r>
-      <w:r>
-        <w:fldChar w:fldCharType="begin"/>
-      </w:r>
-      <w:r>
-        <w:instrText xml:space="preserve"> SEQ Рисунок \* ARABIC </w:instrText>
-      </w:r>
-      <w:r>
-        <w:fldChar w:fldCharType="separate"/>
-      </w:r>
+      <w:fldSimple w:instr=" SEQ Рисунок \* ARABIC ">
+        <w:r>
+          <w:rPr>
+            <w:noProof/>
+          </w:rPr>
+          <w:t>55</w:t>
+        </w:r>
+      </w:fldSimple>
+      <w:r>
+        <w:t xml:space="preserve"> – Отображение трамвайного светофора в третьем состоянии</w:t>
+      </w:r>
+    </w:p>
+    <w:p>
+      <w:pPr>
+        <w:keepNext/>
+        <w:jc w:val="center"/>
+      </w:pPr>
       <w:r>
         <w:rPr>
           <w:noProof/>
-        </w:rPr>
-        <w:t>55</w:t>
-      </w:r>
-      <w:r>
-        <w:rPr>
-          <w:noProof/>
-        </w:rPr>
-        <w:fldChar w:fldCharType="end"/>
-      </w:r>
-      <w:r>
-        <w:t xml:space="preserve"> – Отображение трамвайного светофора в третьем состоянии</w:t>
-      </w:r>
-    </w:p>
-    <w:p>
-      <w:pPr>
-        <w:keepNext/>
-        <w:jc w:val="center"/>
-      </w:pPr>
-      <w:r>
-        <w:rPr>
-          <w:noProof/>
+          <w:lang w:eastAsia="ru-RU"/>
         </w:rPr>
         <w:drawing>
           <wp:inline distT="0" distB="0" distL="0" distR="0" wp14:anchorId="76730AC8" wp14:editId="3671874E">
@@ -8988,39 +8328,27 @@
       <w:r>
         <w:t xml:space="preserve">Рисунок </w:t>
       </w:r>
-      <w:r>
-        <w:fldChar w:fldCharType="begin"/>
-      </w:r>
-      <w:r>
-        <w:instrText xml:space="preserve"> SEQ Рисунок \* ARABIC </w:instrText>
-      </w:r>
-      <w:r>
-        <w:fldChar w:fldCharType="separate"/>
-      </w:r>
+      <w:fldSimple w:instr=" SEQ Рисунок \* ARABIC ">
+        <w:r>
+          <w:rPr>
+            <w:noProof/>
+          </w:rPr>
+          <w:t>56</w:t>
+        </w:r>
+      </w:fldSimple>
+      <w:r>
+        <w:t xml:space="preserve"> – Отображение трамвайного светофора в четвертом состоянии</w:t>
+      </w:r>
+    </w:p>
+    <w:p>
+      <w:pPr>
+        <w:keepNext/>
+        <w:jc w:val="center"/>
+      </w:pPr>
       <w:r>
         <w:rPr>
           <w:noProof/>
-        </w:rPr>
-        <w:t>56</w:t>
-      </w:r>
-      <w:r>
-        <w:rPr>
-          <w:noProof/>
-        </w:rPr>
-        <w:fldChar w:fldCharType="end"/>
-      </w:r>
-      <w:r>
-        <w:t xml:space="preserve"> – Отображение трамвайного светофора в четвертом состоянии</w:t>
-      </w:r>
-    </w:p>
-    <w:p>
-      <w:pPr>
-        <w:keepNext/>
-        <w:jc w:val="center"/>
-      </w:pPr>
-      <w:r>
-        <w:rPr>
-          <w:noProof/>
+          <w:lang w:eastAsia="ru-RU"/>
         </w:rPr>
         <w:lastRenderedPageBreak/>
         <w:drawing>
@@ -9068,39 +8396,27 @@
       <w:r>
         <w:t xml:space="preserve">Рисунок </w:t>
       </w:r>
-      <w:r>
-        <w:fldChar w:fldCharType="begin"/>
-      </w:r>
-      <w:r>
-        <w:instrText xml:space="preserve"> SEQ Рисунок \* ARABIC </w:instrText>
-      </w:r>
-      <w:r>
-        <w:fldChar w:fldCharType="separate"/>
-      </w:r>
+      <w:fldSimple w:instr=" SEQ Рисунок \* ARABIC ">
+        <w:r>
+          <w:rPr>
+            <w:noProof/>
+          </w:rPr>
+          <w:t>57</w:t>
+        </w:r>
+      </w:fldSimple>
+      <w:r>
+        <w:t xml:space="preserve"> – Отображение трамвайного светофора в пятом состоянии</w:t>
+      </w:r>
+    </w:p>
+    <w:p>
+      <w:pPr>
+        <w:keepNext/>
+        <w:jc w:val="center"/>
+      </w:pPr>
       <w:r>
         <w:rPr>
           <w:noProof/>
-        </w:rPr>
-        <w:t>57</w:t>
-      </w:r>
-      <w:r>
-        <w:rPr>
-          <w:noProof/>
-        </w:rPr>
-        <w:fldChar w:fldCharType="end"/>
-      </w:r>
-      <w:r>
-        <w:t xml:space="preserve"> – Отображение трамвайного светофора в пятом состоянии</w:t>
-      </w:r>
-    </w:p>
-    <w:p>
-      <w:pPr>
-        <w:keepNext/>
-        <w:jc w:val="center"/>
-      </w:pPr>
-      <w:r>
-        <w:rPr>
-          <w:noProof/>
+          <w:lang w:eastAsia="ru-RU"/>
         </w:rPr>
         <w:drawing>
           <wp:inline distT="0" distB="0" distL="0" distR="0" wp14:anchorId="5849993B" wp14:editId="1A883F75">
@@ -9147,39 +8463,27 @@
       <w:r>
         <w:t xml:space="preserve">Рисунок </w:t>
       </w:r>
-      <w:r>
-        <w:fldChar w:fldCharType="begin"/>
-      </w:r>
-      <w:r>
-        <w:instrText xml:space="preserve"> SEQ Рисунок \* ARABIC </w:instrText>
-      </w:r>
-      <w:r>
-        <w:fldChar w:fldCharType="separate"/>
-      </w:r>
+      <w:fldSimple w:instr=" SEQ Рисунок \* ARABIC ">
+        <w:r>
+          <w:rPr>
+            <w:noProof/>
+          </w:rPr>
+          <w:t>58</w:t>
+        </w:r>
+      </w:fldSimple>
+      <w:r>
+        <w:t xml:space="preserve"> – Отображение трамвайного светофора в шестом состоянии</w:t>
+      </w:r>
+    </w:p>
+    <w:p>
+      <w:pPr>
+        <w:keepNext/>
+        <w:jc w:val="center"/>
+      </w:pPr>
       <w:r>
         <w:rPr>
           <w:noProof/>
-        </w:rPr>
-        <w:t>58</w:t>
-      </w:r>
-      <w:r>
-        <w:rPr>
-          <w:noProof/>
-        </w:rPr>
-        <w:fldChar w:fldCharType="end"/>
-      </w:r>
-      <w:r>
-        <w:t xml:space="preserve"> – Отображение трамвайного светофора в шестом состоянии</w:t>
-      </w:r>
-    </w:p>
-    <w:p>
-      <w:pPr>
-        <w:keepNext/>
-        <w:jc w:val="center"/>
-      </w:pPr>
-      <w:r>
-        <w:rPr>
-          <w:noProof/>
+          <w:lang w:eastAsia="ru-RU"/>
         </w:rPr>
         <w:drawing>
           <wp:inline distT="0" distB="0" distL="0" distR="0" wp14:anchorId="48A2FF7B" wp14:editId="302FF3C4">
@@ -9226,39 +8530,27 @@
       <w:r>
         <w:t xml:space="preserve">Рисунок </w:t>
       </w:r>
-      <w:r>
-        <w:fldChar w:fldCharType="begin"/>
-      </w:r>
-      <w:r>
-        <w:instrText xml:space="preserve"> SEQ Рисунок \* ARABIC </w:instrText>
-      </w:r>
-      <w:r>
-        <w:fldChar w:fldCharType="separate"/>
-      </w:r>
+      <w:fldSimple w:instr=" SEQ Рисунок \* ARABIC ">
+        <w:r>
+          <w:rPr>
+            <w:noProof/>
+          </w:rPr>
+          <w:t>59</w:t>
+        </w:r>
+      </w:fldSimple>
+      <w:r>
+        <w:t xml:space="preserve"> – Отображение трамвайного светофора в седьмом состоянии</w:t>
+      </w:r>
+    </w:p>
+    <w:p>
+      <w:pPr>
+        <w:keepNext/>
+        <w:jc w:val="center"/>
+      </w:pPr>
       <w:r>
         <w:rPr>
           <w:noProof/>
-        </w:rPr>
-        <w:t>59</w:t>
-      </w:r>
-      <w:r>
-        <w:rPr>
-          <w:noProof/>
-        </w:rPr>
-        <w:fldChar w:fldCharType="end"/>
-      </w:r>
-      <w:r>
-        <w:t xml:space="preserve"> – Отображение трамвайного светофора в седьмом состоянии</w:t>
-      </w:r>
-    </w:p>
-    <w:p>
-      <w:pPr>
-        <w:keepNext/>
-        <w:jc w:val="center"/>
-      </w:pPr>
-      <w:r>
-        <w:rPr>
-          <w:noProof/>
+          <w:lang w:eastAsia="ru-RU"/>
         </w:rPr>
         <w:drawing>
           <wp:inline distT="0" distB="0" distL="0" distR="0" wp14:anchorId="6DBAE5EC" wp14:editId="36138D10">
@@ -9305,27 +8597,22 @@
       <w:r>
         <w:t xml:space="preserve">Рисунок </w:t>
       </w:r>
-      <w:r>
-        <w:fldChar w:fldCharType="begin"/>
-      </w:r>
-      <w:r>
-        <w:instrText xml:space="preserve"> SEQ Рисунок \* ARABIC </w:instrText>
-      </w:r>
-      <w:r>
-        <w:fldChar w:fldCharType="separate"/>
-      </w:r>
+      <w:fldSimple w:instr=" SEQ Рисунок \* ARABIC ">
+        <w:r>
+          <w:rPr>
+            <w:noProof/>
+          </w:rPr>
+          <w:t>60</w:t>
+        </w:r>
+      </w:fldSimple>
       <w:r>
         <w:rPr>
           <w:noProof/>
         </w:rPr>
-        <w:t>60</w:t>
-      </w:r>
-      <w:r>
-        <w:rPr>
-          <w:noProof/>
-        </w:rPr>
-        <w:fldChar w:fldCharType="end"/>
-      </w:r>
+        <w:t xml:space="preserve"> </w:t>
+      </w:r>
+      <w:bookmarkStart w:id="34" w:name="_GoBack"/>
+      <w:bookmarkEnd w:id="34"/>
       <w:r>
         <w:t>– Отображение трамвайного светофора в восьмом состоянии</w:t>
       </w:r>
@@ -9394,7 +8681,10 @@
       </w:pPr>
       <w:r>
         <w:lastRenderedPageBreak/>
-        <w:t>прибор,</w:t>
+        <w:t>П</w:t>
+      </w:r>
+      <w:r>
+        <w:t>рибор,</w:t>
       </w:r>
       <w:r>
         <w:t xml:space="preserve"> вычисляющий значения гиперболического тангенса через сумму элементов степенного ряда</w:t>
@@ -9421,7 +8711,10 @@
         </w:numPr>
       </w:pPr>
       <w:r>
-        <w:t>прибор, строящий функцию в полярных и декартовых координатах на одном графике.</w:t>
+        <w:t>П</w:t>
+      </w:r>
+      <w:r>
+        <w:t>рибор, строящий функцию в полярных и декартовых координатах на одном графике.</w:t>
       </w:r>
     </w:p>
     <w:p>
@@ -9433,7 +8726,10 @@
         </w:numPr>
       </w:pPr>
       <w:r>
-        <w:t>два виртуальных прибора, отвечающих за запись и чтение данных в файлы.</w:t>
+        <w:t>Д</w:t>
+      </w:r>
+      <w:r>
+        <w:t>ва виртуальных прибора, отвечающих за запись и чтение данных в файлы.</w:t>
       </w:r>
     </w:p>
     <w:p>
@@ -9448,7 +8744,13 @@
         <w:rPr>
           <w:iCs/>
         </w:rPr>
-        <w:t>трамвайный светофор</w:t>
+        <w:t>Т</w:t>
+      </w:r>
+      <w:r>
+        <w:rPr>
+          <w:iCs/>
+        </w:rPr>
+        <w:t>рамвайный светофор</w:t>
       </w:r>
       <w:r>
         <w:rPr>
@@ -9539,7 +8841,7 @@
 </file>
 
 <file path=word/endnotes.xml><?xml version="1.0" encoding="utf-8"?>
-<w:endnotes xmlns:wpc="http://schemas.microsoft.com/office/word/2010/wordprocessingCanvas" xmlns:cx="http://schemas.microsoft.com/office/drawing/2014/chartex" xmlns:cx1="http://schemas.microsoft.com/office/drawing/2015/9/8/chartex" xmlns:cx2="http://schemas.microsoft.com/office/drawing/2015/10/21/chartex" xmlns:cx3="http://schemas.microsoft.com/office/drawing/2016/5/9/chartex" xmlns:cx4="http://schemas.microsoft.com/office/drawing/2016/5/10/chartex" xmlns:cx5="http://schemas.microsoft.com/office/drawing/2016/5/11/chartex" xmlns:cx6="http://schemas.microsoft.com/office/drawing/2016/5/12/chartex" xmlns:cx7="http://schemas.microsoft.com/office/drawing/2016/5/13/chartex" xmlns:cx8="http://schemas.microsoft.com/office/drawing/2016/5/14/chartex" xmlns:mc="http://schemas.openxmlformats.org/markup-compatibility/2006" xmlns:aink="http://schemas.microsoft.com/office/drawing/2016/ink" xmlns:am3d="http://schemas.microsoft.com/office/drawing/2017/model3d" xmlns:o="urn:schemas-microsoft-com:office:office" xmlns:r="http://schemas.openxmlformats.org/officeDocument/2006/relationships" xmlns:m="http://schemas.openxmlformats.org/officeDocument/2006/math" xmlns:v="urn:schemas-microsoft-com:vml" xmlns:wp14="http://schemas.microsoft.com/office/word/2010/wordprocessingDrawing" xmlns:wp="http://schemas.openxmlformats.org/drawingml/2006/wordprocessingDrawing" xmlns:w10="urn:schemas-microsoft-com:office:word" xmlns:w="http://schemas.openxmlformats.org/wordprocessingml/2006/main" xmlns:w14="http://schemas.microsoft.com/office/word/2010/wordml" xmlns:w15="http://schemas.microsoft.com/office/word/2012/wordml" xmlns:w16cex="http://schemas.microsoft.com/office/word/2018/wordml/cex" xmlns:w16cid="http://schemas.microsoft.com/office/word/2016/wordml/cid" xmlns:w16="http://schemas.microsoft.com/office/word/2018/wordml" xmlns:w16se="http://schemas.microsoft.com/office/word/2015/wordml/symex" xmlns:wpg="http://schemas.microsoft.com/office/word/2010/wordprocessingGroup" xmlns:wpi="http://schemas.microsoft.com/office/word/2010/wordprocessingInk" xmlns:wne="http://schemas.microsoft.com/office/word/2006/wordml" xmlns:wps="http://schemas.microsoft.com/office/word/2010/wordprocessingShape" mc:Ignorable="w14 w15 w16se w16cid w16 w16cex wp14">
+<w:endnotes xmlns:wpc="http://schemas.microsoft.com/office/word/2010/wordprocessingCanvas" xmlns:cx="http://schemas.microsoft.com/office/drawing/2014/chartex" xmlns:cx1="http://schemas.microsoft.com/office/drawing/2015/9/8/chartex" xmlns:mc="http://schemas.openxmlformats.org/markup-compatibility/2006" xmlns:o="urn:schemas-microsoft-com:office:office" xmlns:r="http://schemas.openxmlformats.org/officeDocument/2006/relationships" xmlns:m="http://schemas.openxmlformats.org/officeDocument/2006/math" xmlns:v="urn:schemas-microsoft-com:vml" xmlns:wp14="http://schemas.microsoft.com/office/word/2010/wordprocessingDrawing" xmlns:wp="http://schemas.openxmlformats.org/drawingml/2006/wordprocessingDrawing" xmlns:w10="urn:schemas-microsoft-com:office:word" xmlns:w="http://schemas.openxmlformats.org/wordprocessingml/2006/main" xmlns:w14="http://schemas.microsoft.com/office/word/2010/wordml" xmlns:w15="http://schemas.microsoft.com/office/word/2012/wordml" xmlns:w16se="http://schemas.microsoft.com/office/word/2015/wordml/symex" xmlns:wpg="http://schemas.microsoft.com/office/word/2010/wordprocessingGroup" xmlns:wpi="http://schemas.microsoft.com/office/word/2010/wordprocessingInk" xmlns:wne="http://schemas.microsoft.com/office/word/2006/wordml" xmlns:wps="http://schemas.microsoft.com/office/word/2010/wordprocessingShape" mc:Ignorable="w14 w15 w16se wp14">
   <w:endnote w:type="separator" w:id="-1">
     <w:p>
       <w:pPr>
@@ -9564,7 +8866,7 @@
 </file>
 
 <file path=word/footer1.xml><?xml version="1.0" encoding="utf-8"?>
-<w:ftr xmlns:wpc="http://schemas.microsoft.com/office/word/2010/wordprocessingCanvas" xmlns:cx="http://schemas.microsoft.com/office/drawing/2014/chartex" xmlns:cx1="http://schemas.microsoft.com/office/drawing/2015/9/8/chartex" xmlns:cx2="http://schemas.microsoft.com/office/drawing/2015/10/21/chartex" xmlns:cx3="http://schemas.microsoft.com/office/drawing/2016/5/9/chartex" xmlns:cx4="http://schemas.microsoft.com/office/drawing/2016/5/10/chartex" xmlns:cx5="http://schemas.microsoft.com/office/drawing/2016/5/11/chartex" xmlns:cx6="http://schemas.microsoft.com/office/drawing/2016/5/12/chartex" xmlns:cx7="http://schemas.microsoft.com/office/drawing/2016/5/13/chartex" xmlns:cx8="http://schemas.microsoft.com/office/drawing/2016/5/14/chartex" xmlns:mc="http://schemas.openxmlformats.org/markup-compatibility/2006" xmlns:aink="http://schemas.microsoft.com/office/drawing/2016/ink" xmlns:am3d="http://schemas.microsoft.com/office/drawing/2017/model3d" xmlns:o="urn:schemas-microsoft-com:office:office" xmlns:r="http://schemas.openxmlformats.org/officeDocument/2006/relationships" xmlns:m="http://schemas.openxmlformats.org/officeDocument/2006/math" xmlns:v="urn:schemas-microsoft-com:vml" xmlns:wp14="http://schemas.microsoft.com/office/word/2010/wordprocessingDrawing" xmlns:wp="http://schemas.openxmlformats.org/drawingml/2006/wordprocessingDrawing" xmlns:w10="urn:schemas-microsoft-com:office:word" xmlns:w="http://schemas.openxmlformats.org/wordprocessingml/2006/main" xmlns:w14="http://schemas.microsoft.com/office/word/2010/wordml" xmlns:w15="http://schemas.microsoft.com/office/word/2012/wordml" xmlns:w16cex="http://schemas.microsoft.com/office/word/2018/wordml/cex" xmlns:w16cid="http://schemas.microsoft.com/office/word/2016/wordml/cid" xmlns:w16="http://schemas.microsoft.com/office/word/2018/wordml" xmlns:w16se="http://schemas.microsoft.com/office/word/2015/wordml/symex" xmlns:wpg="http://schemas.microsoft.com/office/word/2010/wordprocessingGroup" xmlns:wpi="http://schemas.microsoft.com/office/word/2010/wordprocessingInk" xmlns:wne="http://schemas.microsoft.com/office/word/2006/wordml" xmlns:wps="http://schemas.microsoft.com/office/word/2010/wordprocessingShape" mc:Ignorable="w14 w15 w16se w16cid w16 w16cex wp14">
+<w:ftr xmlns:wpc="http://schemas.microsoft.com/office/word/2010/wordprocessingCanvas" xmlns:cx="http://schemas.microsoft.com/office/drawing/2014/chartex" xmlns:cx1="http://schemas.microsoft.com/office/drawing/2015/9/8/chartex" xmlns:mc="http://schemas.openxmlformats.org/markup-compatibility/2006" xmlns:o="urn:schemas-microsoft-com:office:office" xmlns:r="http://schemas.openxmlformats.org/officeDocument/2006/relationships" xmlns:m="http://schemas.openxmlformats.org/officeDocument/2006/math" xmlns:v="urn:schemas-microsoft-com:vml" xmlns:wp14="http://schemas.microsoft.com/office/word/2010/wordprocessingDrawing" xmlns:wp="http://schemas.openxmlformats.org/drawingml/2006/wordprocessingDrawing" xmlns:w10="urn:schemas-microsoft-com:office:word" xmlns:w="http://schemas.openxmlformats.org/wordprocessingml/2006/main" xmlns:w14="http://schemas.microsoft.com/office/word/2010/wordml" xmlns:w15="http://schemas.microsoft.com/office/word/2012/wordml" xmlns:w16se="http://schemas.microsoft.com/office/word/2015/wordml/symex" xmlns:wpg="http://schemas.microsoft.com/office/word/2010/wordprocessingGroup" xmlns:wpi="http://schemas.microsoft.com/office/word/2010/wordprocessingInk" xmlns:wne="http://schemas.microsoft.com/office/word/2006/wordml" xmlns:wps="http://schemas.microsoft.com/office/word/2010/wordprocessingShape" mc:Ignorable="w14 w15 w16se wp14">
   <w:sdt>
     <w:sdtPr>
       <w:id w:val="860248712"/>
@@ -9573,6 +8875,7 @@
         <w:docPartUnique/>
       </w:docPartObj>
     </w:sdtPr>
+    <w:sdtEndPr/>
     <w:sdtContent>
       <w:p>
         <w:pPr>
@@ -9592,7 +8895,7 @@
           <w:rPr>
             <w:noProof/>
           </w:rPr>
-          <w:t>9</w:t>
+          <w:t>13</w:t>
         </w:r>
         <w:r>
           <w:fldChar w:fldCharType="end"/>
@@ -9609,7 +8912,7 @@
 </file>
 
 <file path=word/footnotes.xml><?xml version="1.0" encoding="utf-8"?>
-<w:footnotes xmlns:wpc="http://schemas.microsoft.com/office/word/2010/wordprocessingCanvas" xmlns:cx="http://schemas.microsoft.com/office/drawing/2014/chartex" xmlns:cx1="http://schemas.microsoft.com/office/drawing/2015/9/8/chartex" xmlns:cx2="http://schemas.microsoft.com/office/drawing/2015/10/21/chartex" xmlns:cx3="http://schemas.microsoft.com/office/drawing/2016/5/9/chartex" xmlns:cx4="http://schemas.microsoft.com/office/drawing/2016/5/10/chartex" xmlns:cx5="http://schemas.microsoft.com/office/drawing/2016/5/11/chartex" xmlns:cx6="http://schemas.microsoft.com/office/drawing/2016/5/12/chartex" xmlns:cx7="http://schemas.microsoft.com/office/drawing/2016/5/13/chartex" xmlns:cx8="http://schemas.microsoft.com/office/drawing/2016/5/14/chartex" xmlns:mc="http://schemas.openxmlformats.org/markup-compatibility/2006" xmlns:aink="http://schemas.microsoft.com/office/drawing/2016/ink" xmlns:am3d="http://schemas.microsoft.com/office/drawing/2017/model3d" xmlns:o="urn:schemas-microsoft-com:office:office" xmlns:r="http://schemas.openxmlformats.org/officeDocument/2006/relationships" xmlns:m="http://schemas.openxmlformats.org/officeDocument/2006/math" xmlns:v="urn:schemas-microsoft-com:vml" xmlns:wp14="http://schemas.microsoft.com/office/word/2010/wordprocessingDrawing" xmlns:wp="http://schemas.openxmlformats.org/drawingml/2006/wordprocessingDrawing" xmlns:w10="urn:schemas-microsoft-com:office:word" xmlns:w="http://schemas.openxmlformats.org/wordprocessingml/2006/main" xmlns:w14="http://schemas.microsoft.com/office/word/2010/wordml" xmlns:w15="http://schemas.microsoft.com/office/word/2012/wordml" xmlns:w16cex="http://schemas.microsoft.com/office/word/2018/wordml/cex" xmlns:w16cid="http://schemas.microsoft.com/office/word/2016/wordml/cid" xmlns:w16="http://schemas.microsoft.com/office/word/2018/wordml" xmlns:w16se="http://schemas.microsoft.com/office/word/2015/wordml/symex" xmlns:wpg="http://schemas.microsoft.com/office/word/2010/wordprocessingGroup" xmlns:wpi="http://schemas.microsoft.com/office/word/2010/wordprocessingInk" xmlns:wne="http://schemas.microsoft.com/office/word/2006/wordml" xmlns:wps="http://schemas.microsoft.com/office/word/2010/wordprocessingShape" mc:Ignorable="w14 w15 w16se w16cid w16 w16cex wp14">
+<w:footnotes xmlns:wpc="http://schemas.microsoft.com/office/word/2010/wordprocessingCanvas" xmlns:cx="http://schemas.microsoft.com/office/drawing/2014/chartex" xmlns:cx1="http://schemas.microsoft.com/office/drawing/2015/9/8/chartex" xmlns:mc="http://schemas.openxmlformats.org/markup-compatibility/2006" xmlns:o="urn:schemas-microsoft-com:office:office" xmlns:r="http://schemas.openxmlformats.org/officeDocument/2006/relationships" xmlns:m="http://schemas.openxmlformats.org/officeDocument/2006/math" xmlns:v="urn:schemas-microsoft-com:vml" xmlns:wp14="http://schemas.microsoft.com/office/word/2010/wordprocessingDrawing" xmlns:wp="http://schemas.openxmlformats.org/drawingml/2006/wordprocessingDrawing" xmlns:w10="urn:schemas-microsoft-com:office:word" xmlns:w="http://schemas.openxmlformats.org/wordprocessingml/2006/main" xmlns:w14="http://schemas.microsoft.com/office/word/2010/wordml" xmlns:w15="http://schemas.microsoft.com/office/word/2012/wordml" xmlns:w16se="http://schemas.microsoft.com/office/word/2015/wordml/symex" xmlns:wpg="http://schemas.microsoft.com/office/word/2010/wordprocessingGroup" xmlns:wpi="http://schemas.microsoft.com/office/word/2010/wordprocessingInk" xmlns:wne="http://schemas.microsoft.com/office/word/2006/wordml" xmlns:wps="http://schemas.microsoft.com/office/word/2010/wordprocessingShape" mc:Ignorable="w14 w15 w16se wp14">
   <w:footnote w:type="separator" w:id="-1">
     <w:p>
       <w:pPr>
@@ -9634,7 +8937,7 @@
 </file>
 
 <file path=word/numbering.xml><?xml version="1.0" encoding="utf-8"?>
-<w:numbering xmlns:wpc="http://schemas.microsoft.com/office/word/2010/wordprocessingCanvas" xmlns:cx="http://schemas.microsoft.com/office/drawing/2014/chartex" xmlns:cx1="http://schemas.microsoft.com/office/drawing/2015/9/8/chartex" xmlns:cx2="http://schemas.microsoft.com/office/drawing/2015/10/21/chartex" xmlns:cx3="http://schemas.microsoft.com/office/drawing/2016/5/9/chartex" xmlns:cx4="http://schemas.microsoft.com/office/drawing/2016/5/10/chartex" xmlns:cx5="http://schemas.microsoft.com/office/drawing/2016/5/11/chartex" xmlns:cx6="http://schemas.microsoft.com/office/drawing/2016/5/12/chartex" xmlns:cx7="http://schemas.microsoft.com/office/drawing/2016/5/13/chartex" xmlns:cx8="http://schemas.microsoft.com/office/drawing/2016/5/14/chartex" xmlns:mc="http://schemas.openxmlformats.org/markup-compatibility/2006" xmlns:aink="http://schemas.microsoft.com/office/drawing/2016/ink" xmlns:am3d="http://schemas.microsoft.com/office/drawing/2017/model3d" xmlns:o="urn:schemas-microsoft-com:office:office" xmlns:r="http://schemas.openxmlformats.org/officeDocument/2006/relationships" xmlns:m="http://schemas.openxmlformats.org/officeDocument/2006/math" xmlns:v="urn:schemas-microsoft-com:vml" xmlns:wp14="http://schemas.microsoft.com/office/word/2010/wordprocessingDrawing" xmlns:wp="http://schemas.openxmlformats.org/drawingml/2006/wordprocessingDrawing" xmlns:w10="urn:schemas-microsoft-com:office:word" xmlns:w="http://schemas.openxmlformats.org/wordprocessingml/2006/main" xmlns:w14="http://schemas.microsoft.com/office/word/2010/wordml" xmlns:w15="http://schemas.microsoft.com/office/word/2012/wordml" xmlns:w16cex="http://schemas.microsoft.com/office/word/2018/wordml/cex" xmlns:w16cid="http://schemas.microsoft.com/office/word/2016/wordml/cid" xmlns:w16="http://schemas.microsoft.com/office/word/2018/wordml" xmlns:w16se="http://schemas.microsoft.com/office/word/2015/wordml/symex" xmlns:wpg="http://schemas.microsoft.com/office/word/2010/wordprocessingGroup" xmlns:wpi="http://schemas.microsoft.com/office/word/2010/wordprocessingInk" xmlns:wne="http://schemas.microsoft.com/office/word/2006/wordml" xmlns:wps="http://schemas.microsoft.com/office/word/2010/wordprocessingShape" mc:Ignorable="w14 w15 w16se w16cid w16 w16cex wp14">
+<w:numbering xmlns:wpc="http://schemas.microsoft.com/office/word/2010/wordprocessingCanvas" xmlns:cx="http://schemas.microsoft.com/office/drawing/2014/chartex" xmlns:cx1="http://schemas.microsoft.com/office/drawing/2015/9/8/chartex" xmlns:mc="http://schemas.openxmlformats.org/markup-compatibility/2006" xmlns:o="urn:schemas-microsoft-com:office:office" xmlns:r="http://schemas.openxmlformats.org/officeDocument/2006/relationships" xmlns:m="http://schemas.openxmlformats.org/officeDocument/2006/math" xmlns:v="urn:schemas-microsoft-com:vml" xmlns:wp14="http://schemas.microsoft.com/office/word/2010/wordprocessingDrawing" xmlns:wp="http://schemas.openxmlformats.org/drawingml/2006/wordprocessingDrawing" xmlns:w10="urn:schemas-microsoft-com:office:word" xmlns:w="http://schemas.openxmlformats.org/wordprocessingml/2006/main" xmlns:w14="http://schemas.microsoft.com/office/word/2010/wordml" xmlns:w15="http://schemas.microsoft.com/office/word/2012/wordml" xmlns:w16se="http://schemas.microsoft.com/office/word/2015/wordml/symex" xmlns:wpg="http://schemas.microsoft.com/office/word/2010/wordprocessingGroup" xmlns:wpi="http://schemas.microsoft.com/office/word/2010/wordprocessingInk" xmlns:wne="http://schemas.microsoft.com/office/word/2006/wordml" xmlns:wps="http://schemas.microsoft.com/office/word/2010/wordprocessingShape" mc:Ignorable="w14 w15 w16se wp14">
   <w:abstractNum w:abstractNumId="0" w15:restartNumberingAfterBreak="0">
     <w:nsid w:val="121304D0"/>
     <w:multiLevelType w:val="hybridMultilevel"/>
@@ -10343,15 +9646,6 @@
   </w:num>
   <w:num w:numId="6">
     <w:abstractNumId w:val="5"/>
-    <w:lvlOverride w:ilvl="0"/>
-    <w:lvlOverride w:ilvl="1"/>
-    <w:lvlOverride w:ilvl="2"/>
-    <w:lvlOverride w:ilvl="3"/>
-    <w:lvlOverride w:ilvl="4"/>
-    <w:lvlOverride w:ilvl="5"/>
-    <w:lvlOverride w:ilvl="6"/>
-    <w:lvlOverride w:ilvl="7"/>
-    <w:lvlOverride w:ilvl="8"/>
   </w:num>
   <w:num w:numId="7">
     <w:abstractNumId w:val="3"/>
@@ -10393,7 +9687,7 @@
 </file>
 
 <file path=word/styles.xml><?xml version="1.0" encoding="utf-8"?>
-<w:styles xmlns:mc="http://schemas.openxmlformats.org/markup-compatibility/2006" xmlns:r="http://schemas.openxmlformats.org/officeDocument/2006/relationships" xmlns:w="http://schemas.openxmlformats.org/wordprocessingml/2006/main" xmlns:w14="http://schemas.microsoft.com/office/word/2010/wordml" xmlns:w15="http://schemas.microsoft.com/office/word/2012/wordml" xmlns:w16cex="http://schemas.microsoft.com/office/word/2018/wordml/cex" xmlns:w16cid="http://schemas.microsoft.com/office/word/2016/wordml/cid" xmlns:w16="http://schemas.microsoft.com/office/word/2018/wordml" xmlns:w16se="http://schemas.microsoft.com/office/word/2015/wordml/symex" mc:Ignorable="w14 w15 w16se w16cid w16 w16cex">
+<w:styles xmlns:mc="http://schemas.openxmlformats.org/markup-compatibility/2006" xmlns:r="http://schemas.openxmlformats.org/officeDocument/2006/relationships" xmlns:w="http://schemas.openxmlformats.org/wordprocessingml/2006/main" xmlns:w14="http://schemas.microsoft.com/office/word/2010/wordml" xmlns:w15="http://schemas.microsoft.com/office/word/2012/wordml" xmlns:w16se="http://schemas.microsoft.com/office/word/2015/wordml/symex" mc:Ignorable="w14 w15 w16se">
   <w:docDefaults>
     <w:rPrDefault>
       <w:rPr>
@@ -10409,7 +9703,7 @@
       </w:pPr>
     </w:pPrDefault>
   </w:docDefaults>
-  <w:latentStyles w:defLockedState="0" w:defUIPriority="99" w:defSemiHidden="0" w:defUnhideWhenUsed="0" w:defQFormat="0" w:count="376">
+  <w:latentStyles w:defLockedState="0" w:defUIPriority="99" w:defSemiHidden="0" w:defUnhideWhenUsed="0" w:defQFormat="0" w:count="371">
     <w:lsdException w:name="Normal" w:uiPriority="0" w:qFormat="1"/>
     <w:lsdException w:name="heading 1" w:uiPriority="9" w:qFormat="1"/>
     <w:lsdException w:name="heading 2" w:semiHidden="1" w:uiPriority="9" w:unhideWhenUsed="1" w:qFormat="1"/>
@@ -10781,11 +10075,6 @@
     <w:lsdException w:name="List Table 5 Dark Accent 6" w:uiPriority="50"/>
     <w:lsdException w:name="List Table 6 Colorful Accent 6" w:uiPriority="51"/>
     <w:lsdException w:name="List Table 7 Colorful Accent 6" w:uiPriority="52"/>
-    <w:lsdException w:name="Mention" w:semiHidden="1" w:unhideWhenUsed="1"/>
-    <w:lsdException w:name="Smart Hyperlink" w:semiHidden="1" w:unhideWhenUsed="1"/>
-    <w:lsdException w:name="Hashtag" w:semiHidden="1" w:unhideWhenUsed="1"/>
-    <w:lsdException w:name="Unresolved Mention" w:semiHidden="1" w:unhideWhenUsed="1"/>
-    <w:lsdException w:name="Smart Link" w:semiHidden="1" w:unhideWhenUsed="1"/>
   </w:latentStyles>
   <w:style w:type="paragraph" w:default="1" w:styleId="a">
     <w:name w:val="Normal"/>
@@ -11335,7 +10624,7 @@
 </file>
 
 <file path=customXml/itemProps1.xml><?xml version="1.0" encoding="utf-8"?>
-<ds:datastoreItem xmlns:ds="http://schemas.openxmlformats.org/officeDocument/2006/customXml" ds:itemID="{A4116C6F-FEB9-42BC-A7DB-7C8C2F72F5EC}">
+<ds:datastoreItem xmlns:ds="http://schemas.openxmlformats.org/officeDocument/2006/customXml" ds:itemID="{576C5A2A-DE73-4AD4-8836-ADDADC3C5C1A}">
   <ds:schemaRefs>
     <ds:schemaRef ds:uri="http://schemas.openxmlformats.org/officeDocument/2006/bibliography"/>
   </ds:schemaRefs>
